--- a/mokdong2/2fin/word/md2s2_grammar_test_exam.docx
+++ b/mokdong2/2fin/word/md2s2_grammar_test_exam.docx
@@ -55,7 +55,7 @@
           <w:sz w:val="17"/>
           <w:u w:val="none"/>
         </w:rPr>
-        <w:t>배점: 4점 6문항(3·8·11·14·17·19번) / 3점 14문항 · 「있는 대로」 복수정답 3문항(3·11·14번) · 서술형 5문항(5·10·15·19·20번)</w:t>
+        <w:t>배점: 4점 6문항(2·4·11·13·16·19번) / 3점 14문항 · 「있는 대로」 복수정답 3문항(2·11·16번) · 서술형 5문항(6·13·18·19·20번)</w:t>
       </w:r>
     </w:p>
     <w:p>
@@ -70,7 +70,7 @@
           <w:sz w:val="21"/>
           <w:u w:val="none"/>
         </w:rPr>
-        <w:t>■ [1~5] 5-③ 목적격 관계대명사</w:t>
+        <w:t>■ [1~6] 목적격 관계대명사 (5-③)</w:t>
       </w:r>
     </w:p>
     <w:p>
@@ -94,7 +94,385 @@
           <w:sz w:val="20"/>
           <w:u w:val="none"/>
         </w:rPr>
-        <w:t xml:space="preserve">다음 빈칸에 들어갈 말로 알맞은 것은? </w:t>
+        <w:t xml:space="preserve">빈칸에 들어갈 관계대명사가 나머지 넷과 </w:t>
+      </w:r>
+      <w:r>
+        <w:rPr>
+          <w:b/>
+          <w:i w:val="0"/>
+          <w:sz w:val="20"/>
+          <w:u w:val="none"/>
+        </w:rPr>
+        <w:t>다른</w:t>
+      </w:r>
+      <w:r>
+        <w:rPr>
+          <w:b w:val="0"/>
+          <w:i w:val="0"/>
+          <w:sz w:val="20"/>
+          <w:u w:val="none"/>
+        </w:rPr>
+        <w:t xml:space="preserve"> 것은? (단, that은 쓰지 않는다.) </w:t>
+      </w:r>
+      <w:r>
+        <w:rPr>
+          <w:b w:val="0"/>
+          <w:i w:val="0"/>
+          <w:sz w:val="20"/>
+          <w:u w:val="none"/>
+        </w:rPr>
+        <w:t>(3점)</w:t>
+      </w:r>
+    </w:p>
+    <w:p>
+      <w:pPr>
+        <w:spacing w:after="10"/>
+        <w:ind w:left="170"/>
+      </w:pPr>
+      <w:r>
+        <w:rPr>
+          <w:b w:val="0"/>
+          <w:i w:val="0"/>
+          <w:sz w:val="20"/>
+          <w:u w:val="none"/>
+        </w:rPr>
+        <w:t>① Do you remember the boy ______ you met in Spain?</w:t>
+      </w:r>
+    </w:p>
+    <w:p>
+      <w:pPr>
+        <w:spacing w:after="10"/>
+        <w:ind w:left="170"/>
+      </w:pPr>
+      <w:r>
+        <w:rPr>
+          <w:b w:val="0"/>
+          <w:i w:val="0"/>
+          <w:sz w:val="20"/>
+          <w:u w:val="none"/>
+        </w:rPr>
+        <w:t>② The cookies ______ my sister baked are delicious.</w:t>
+      </w:r>
+    </w:p>
+    <w:p>
+      <w:pPr>
+        <w:spacing w:after="10"/>
+        <w:ind w:left="170"/>
+      </w:pPr>
+      <w:r>
+        <w:rPr>
+          <w:b w:val="0"/>
+          <w:i w:val="0"/>
+          <w:sz w:val="20"/>
+          <w:u w:val="none"/>
+        </w:rPr>
+        <w:t>③ The jacket ______ you ordered was sold out.</w:t>
+      </w:r>
+    </w:p>
+    <w:p>
+      <w:pPr>
+        <w:spacing w:after="10"/>
+        <w:ind w:left="170"/>
+      </w:pPr>
+      <w:r>
+        <w:rPr>
+          <w:b w:val="0"/>
+          <w:i w:val="0"/>
+          <w:sz w:val="20"/>
+          <w:u w:val="none"/>
+        </w:rPr>
+        <w:t>④ This is the doll ______ my friend gave to me.</w:t>
+      </w:r>
+    </w:p>
+    <w:p>
+      <w:pPr>
+        <w:spacing w:after="10"/>
+        <w:ind w:left="170"/>
+      </w:pPr>
+      <w:r>
+        <w:rPr>
+          <w:b w:val="0"/>
+          <w:i w:val="0"/>
+          <w:sz w:val="20"/>
+          <w:u w:val="none"/>
+        </w:rPr>
+        <w:t>⑤ Show me the watch ______ you got as a birthday present.</w:t>
+      </w:r>
+    </w:p>
+    <w:p>
+      <w:pPr>
+        <w:spacing w:after="20" w:before="50"/>
+      </w:pPr>
+      <w:r>
+        <w:rPr>
+          <w:b/>
+          <w:i w:val="0"/>
+          <w:color w:val="1F3864"/>
+          <w:sz w:val="20"/>
+          <w:u w:val="none"/>
+        </w:rPr>
+        <w:t xml:space="preserve">2. </w:t>
+      </w:r>
+      <w:r>
+        <w:rPr>
+          <w:b w:val="0"/>
+          <w:i w:val="0"/>
+          <w:sz w:val="20"/>
+          <w:u w:val="none"/>
+        </w:rPr>
+        <w:t xml:space="preserve">밑줄 친 부분을 </w:t>
+      </w:r>
+      <w:r>
+        <w:rPr>
+          <w:b/>
+          <w:i w:val="0"/>
+          <w:sz w:val="20"/>
+          <w:u w:val="none"/>
+        </w:rPr>
+        <w:t>생략할 수 있는</w:t>
+      </w:r>
+      <w:r>
+        <w:rPr>
+          <w:b w:val="0"/>
+          <w:i w:val="0"/>
+          <w:sz w:val="20"/>
+          <w:u w:val="none"/>
+        </w:rPr>
+        <w:t xml:space="preserve"> 것을 </w:t>
+      </w:r>
+      <w:r>
+        <w:rPr>
+          <w:b/>
+          <w:i w:val="0"/>
+          <w:sz w:val="20"/>
+          <w:u w:val="none"/>
+        </w:rPr>
+        <w:t>있는 대로</w:t>
+      </w:r>
+      <w:r>
+        <w:rPr>
+          <w:b w:val="0"/>
+          <w:i w:val="0"/>
+          <w:sz w:val="20"/>
+          <w:u w:val="none"/>
+        </w:rPr>
+        <w:t xml:space="preserve"> 고르면? </w:t>
+      </w:r>
+      <w:r>
+        <w:rPr>
+          <w:b w:val="0"/>
+          <w:i w:val="0"/>
+          <w:sz w:val="20"/>
+          <w:u w:val="none"/>
+        </w:rPr>
+        <w:t>(4점)</w:t>
+      </w:r>
+    </w:p>
+    <w:p>
+      <w:pPr>
+        <w:spacing w:after="10"/>
+        <w:ind w:left="170"/>
+      </w:pPr>
+      <w:r>
+        <w:rPr>
+          <w:b w:val="0"/>
+          <w:i w:val="0"/>
+          <w:sz w:val="20"/>
+          <w:u w:val="none"/>
+        </w:rPr>
+        <w:t xml:space="preserve">① The girl </w:t>
+      </w:r>
+      <w:r>
+        <w:rPr>
+          <w:b w:val="0"/>
+          <w:i w:val="0"/>
+          <w:sz w:val="20"/>
+          <w:u w:val="single"/>
+        </w:rPr>
+        <w:t>who</w:t>
+      </w:r>
+      <w:r>
+        <w:rPr>
+          <w:b w:val="0"/>
+          <w:i w:val="0"/>
+          <w:sz w:val="20"/>
+          <w:u w:val="none"/>
+        </w:rPr>
+        <w:t xml:space="preserve"> is wearing a red T-shirt is my best friend.</w:t>
+      </w:r>
+    </w:p>
+    <w:p>
+      <w:pPr>
+        <w:spacing w:after="10"/>
+        <w:ind w:left="170"/>
+      </w:pPr>
+      <w:r>
+        <w:rPr>
+          <w:b w:val="0"/>
+          <w:i w:val="0"/>
+          <w:sz w:val="20"/>
+          <w:u w:val="none"/>
+        </w:rPr>
+        <w:t xml:space="preserve">② The bed in </w:t>
+      </w:r>
+      <w:r>
+        <w:rPr>
+          <w:b w:val="0"/>
+          <w:i w:val="0"/>
+          <w:sz w:val="20"/>
+          <w:u w:val="single"/>
+        </w:rPr>
+        <w:t>which</w:t>
+      </w:r>
+      <w:r>
+        <w:rPr>
+          <w:b w:val="0"/>
+          <w:i w:val="0"/>
+          <w:sz w:val="20"/>
+          <w:u w:val="none"/>
+        </w:rPr>
+        <w:t xml:space="preserve"> I slept wasn't comfortable.</w:t>
+      </w:r>
+    </w:p>
+    <w:p>
+      <w:pPr>
+        <w:spacing w:after="10"/>
+        <w:ind w:left="170"/>
+      </w:pPr>
+      <w:r>
+        <w:rPr>
+          <w:b w:val="0"/>
+          <w:i w:val="0"/>
+          <w:sz w:val="20"/>
+          <w:u w:val="none"/>
+        </w:rPr>
+        <w:t xml:space="preserve">③ I ordered some books </w:t>
+      </w:r>
+      <w:r>
+        <w:rPr>
+          <w:b w:val="0"/>
+          <w:i w:val="0"/>
+          <w:sz w:val="20"/>
+          <w:u w:val="single"/>
+        </w:rPr>
+        <w:t>which</w:t>
+      </w:r>
+      <w:r>
+        <w:rPr>
+          <w:b w:val="0"/>
+          <w:i w:val="0"/>
+          <w:sz w:val="20"/>
+          <w:u w:val="none"/>
+        </w:rPr>
+        <w:t xml:space="preserve"> my mom asked me to buy.</w:t>
+      </w:r>
+    </w:p>
+    <w:p>
+      <w:pPr>
+        <w:spacing w:after="10"/>
+        <w:ind w:left="170"/>
+      </w:pPr>
+      <w:r>
+        <w:rPr>
+          <w:b w:val="0"/>
+          <w:i w:val="0"/>
+          <w:sz w:val="20"/>
+          <w:u w:val="none"/>
+        </w:rPr>
+        <w:t xml:space="preserve">④ I'd like to talk about the person </w:t>
+      </w:r>
+      <w:r>
+        <w:rPr>
+          <w:b w:val="0"/>
+          <w:i w:val="0"/>
+          <w:sz w:val="20"/>
+          <w:u w:val="single"/>
+        </w:rPr>
+        <w:t>whom</w:t>
+      </w:r>
+      <w:r>
+        <w:rPr>
+          <w:b w:val="0"/>
+          <w:i w:val="0"/>
+          <w:sz w:val="20"/>
+          <w:u w:val="none"/>
+        </w:rPr>
+        <w:t xml:space="preserve"> I respect the most.</w:t>
+      </w:r>
+    </w:p>
+    <w:p>
+      <w:pPr>
+        <w:spacing w:after="10"/>
+        <w:ind w:left="170"/>
+      </w:pPr>
+      <w:r>
+        <w:rPr>
+          <w:b w:val="0"/>
+          <w:i w:val="0"/>
+          <w:sz w:val="20"/>
+          <w:u w:val="none"/>
+        </w:rPr>
+        <w:t xml:space="preserve">⑤ He's reading a book </w:t>
+      </w:r>
+      <w:r>
+        <w:rPr>
+          <w:b w:val="0"/>
+          <w:i w:val="0"/>
+          <w:sz w:val="20"/>
+          <w:u w:val="single"/>
+        </w:rPr>
+        <w:t>which is</w:t>
+      </w:r>
+      <w:r>
+        <w:rPr>
+          <w:b w:val="0"/>
+          <w:i w:val="0"/>
+          <w:sz w:val="20"/>
+          <w:u w:val="none"/>
+        </w:rPr>
+        <w:t xml:space="preserve"> written in English.</w:t>
+      </w:r>
+    </w:p>
+    <w:p>
+      <w:pPr>
+        <w:spacing w:after="20" w:before="50"/>
+      </w:pPr>
+      <w:r>
+        <w:rPr>
+          <w:b/>
+          <w:i w:val="0"/>
+          <w:color w:val="1F3864"/>
+          <w:sz w:val="20"/>
+          <w:u w:val="none"/>
+        </w:rPr>
+        <w:t xml:space="preserve">3. </w:t>
+      </w:r>
+      <w:r>
+        <w:rPr>
+          <w:b w:val="0"/>
+          <w:i w:val="0"/>
+          <w:sz w:val="20"/>
+          <w:u w:val="none"/>
+        </w:rPr>
+        <w:t xml:space="preserve">다음 두 문장을 한 문장으로 연결한 것으로 어법상 </w:t>
+      </w:r>
+      <w:r>
+        <w:rPr>
+          <w:b/>
+          <w:i w:val="0"/>
+          <w:sz w:val="20"/>
+          <w:u w:val="none"/>
+        </w:rPr>
+        <w:t>옳지 않은</w:t>
+      </w:r>
+      <w:r>
+        <w:rPr>
+          <w:b w:val="0"/>
+          <w:i w:val="0"/>
+          <w:sz w:val="20"/>
+          <w:u w:val="none"/>
+        </w:rPr>
+        <w:t xml:space="preserve"> 것은? </w:t>
       </w:r>
       <w:r>
         <w:rPr>
@@ -125,73 +503,7 @@
           <w:sz w:val="20"/>
           <w:u w:val="none"/>
         </w:rPr>
-        <w:t>The girl ________ I met yesterday is my cousin.</w:t>
-      </w:r>
-    </w:p>
-    <w:p>
-      <w:pPr>
-        <w:spacing w:after="30"/>
-        <w:ind w:left="170"/>
-      </w:pPr>
-      <w:r>
-        <w:rPr>
-          <w:b w:val="0"/>
-          <w:i w:val="0"/>
-          <w:sz w:val="20"/>
-          <w:u w:val="none"/>
-        </w:rPr>
-        <w:t>① which    ② whom    ③ whose    ④ what    ⑤ where</w:t>
-      </w:r>
-    </w:p>
-    <w:p>
-      <w:pPr>
-        <w:spacing w:after="20" w:before="50"/>
-      </w:pPr>
-      <w:r>
-        <w:rPr>
-          <w:b/>
-          <w:i w:val="0"/>
-          <w:color w:val="1F3864"/>
-          <w:sz w:val="20"/>
-          <w:u w:val="none"/>
-        </w:rPr>
-        <w:t xml:space="preserve">2. </w:t>
-      </w:r>
-      <w:r>
-        <w:rPr>
-          <w:b w:val="0"/>
-          <w:i w:val="0"/>
-          <w:sz w:val="20"/>
-          <w:u w:val="none"/>
-        </w:rPr>
-        <w:t xml:space="preserve">밑줄 친 부분을 생략할 수 </w:t>
-      </w:r>
-      <w:r>
-        <w:rPr>
-          <w:b/>
-          <w:i w:val="0"/>
-          <w:sz w:val="20"/>
-          <w:u w:val="none"/>
-        </w:rPr>
-        <w:t>있는</w:t>
-      </w:r>
-      <w:r>
-        <w:rPr>
-          <w:b w:val="0"/>
-          <w:i w:val="0"/>
-          <w:sz w:val="20"/>
-          <w:u w:val="none"/>
-        </w:rPr>
-        <w:t xml:space="preserve"> 것은? </w:t>
-      </w:r>
-      <w:r>
-        <w:rPr>
-          <w:b w:val="0"/>
-          <w:i w:val="0"/>
-          <w:sz w:val="20"/>
-          <w:u w:val="none"/>
-        </w:rPr>
-        <w:t>(3점)</w:t>
+        <w:t>The man is a suspect. The police officer is talking to the man.</w:t>
       </w:r>
     </w:p>
     <w:p>
@@ -206,25 +518,7 @@
           <w:sz w:val="20"/>
           <w:u w:val="none"/>
         </w:rPr>
-        <w:t xml:space="preserve">① There are people </w:t>
-      </w:r>
-      <w:r>
-        <w:rPr>
-          <w:b w:val="0"/>
-          <w:i w:val="0"/>
-          <w:sz w:val="20"/>
-          <w:u w:val="single"/>
-        </w:rPr>
-        <w:t>who</w:t>
-      </w:r>
-      <w:r>
-        <w:rPr>
-          <w:b w:val="0"/>
-          <w:i w:val="0"/>
-          <w:sz w:val="20"/>
-          <w:u w:val="none"/>
-        </w:rPr>
-        <w:t xml:space="preserve"> help the players.</w:t>
+        <w:t>① The man who the police officer is talking to is a suspect.</w:t>
       </w:r>
     </w:p>
     <w:p>
@@ -239,25 +533,7 @@
           <w:sz w:val="20"/>
           <w:u w:val="none"/>
         </w:rPr>
-        <w:t xml:space="preserve">② This is the book </w:t>
-      </w:r>
-      <w:r>
-        <w:rPr>
-          <w:b w:val="0"/>
-          <w:i w:val="0"/>
-          <w:sz w:val="20"/>
-          <w:u w:val="single"/>
-        </w:rPr>
-        <w:t>that</w:t>
-      </w:r>
-      <w:r>
-        <w:rPr>
-          <w:b w:val="0"/>
-          <w:i w:val="0"/>
-          <w:sz w:val="20"/>
-          <w:u w:val="none"/>
-        </w:rPr>
-        <w:t xml:space="preserve"> I bought.</w:t>
+        <w:t>② The man whom the police officer is talking to is a suspect.</w:t>
       </w:r>
     </w:p>
     <w:p>
@@ -272,25 +548,7 @@
           <w:sz w:val="20"/>
           <w:u w:val="none"/>
         </w:rPr>
-        <w:t xml:space="preserve">③ I have a friend </w:t>
-      </w:r>
-      <w:r>
-        <w:rPr>
-          <w:b w:val="0"/>
-          <w:i w:val="0"/>
-          <w:sz w:val="20"/>
-          <w:u w:val="single"/>
-        </w:rPr>
-        <w:t>who</w:t>
-      </w:r>
-      <w:r>
-        <w:rPr>
-          <w:b w:val="0"/>
-          <w:i w:val="0"/>
-          <w:sz w:val="20"/>
-          <w:u w:val="none"/>
-        </w:rPr>
-        <w:t xml:space="preserve"> lives in Busan.</w:t>
+        <w:t>③ The man the police officer is talking to is a suspect.</w:t>
       </w:r>
     </w:p>
     <w:p>
@@ -305,25 +563,7 @@
           <w:sz w:val="20"/>
           <w:u w:val="none"/>
         </w:rPr>
-        <w:t xml:space="preserve">④ The man </w:t>
-      </w:r>
-      <w:r>
-        <w:rPr>
-          <w:b w:val="0"/>
-          <w:i w:val="0"/>
-          <w:sz w:val="20"/>
-          <w:u w:val="single"/>
-        </w:rPr>
-        <w:t>who</w:t>
-      </w:r>
-      <w:r>
-        <w:rPr>
-          <w:b w:val="0"/>
-          <w:i w:val="0"/>
-          <w:sz w:val="20"/>
-          <w:u w:val="none"/>
-        </w:rPr>
-        <w:t xml:space="preserve"> is standing there is tall.</w:t>
+        <w:t>④ The man to whom the police officer is talking is a suspect.</w:t>
       </w:r>
     </w:p>
     <w:p>
@@ -338,25 +578,7 @@
           <w:sz w:val="20"/>
           <w:u w:val="none"/>
         </w:rPr>
-        <w:t xml:space="preserve">⑤ The dog </w:t>
-      </w:r>
-      <w:r>
-        <w:rPr>
-          <w:b w:val="0"/>
-          <w:i w:val="0"/>
-          <w:sz w:val="20"/>
-          <w:u w:val="single"/>
-        </w:rPr>
-        <w:t>which</w:t>
-      </w:r>
-      <w:r>
-        <w:rPr>
-          <w:b w:val="0"/>
-          <w:i w:val="0"/>
-          <w:sz w:val="20"/>
-          <w:u w:val="none"/>
-        </w:rPr>
-        <w:t xml:space="preserve"> barks a lot is mine.</w:t>
+        <w:t>⑤ The man to that the police officer is talking is a suspect.</w:t>
       </w:r>
     </w:p>
     <w:p>
@@ -371,7 +593,7 @@
           <w:sz w:val="20"/>
           <w:u w:val="none"/>
         </w:rPr>
-        <w:t xml:space="preserve">3. </w:t>
+        <w:t xml:space="preserve">4. </w:t>
       </w:r>
       <w:r>
         <w:rPr>
@@ -380,7 +602,7 @@
           <w:sz w:val="20"/>
           <w:u w:val="none"/>
         </w:rPr>
-        <w:t xml:space="preserve">어법상 </w:t>
+        <w:t xml:space="preserve">다음 ⓐ~ⓖ 중 어법상 </w:t>
       </w:r>
       <w:r>
         <w:rPr>
@@ -398,358 +620,16 @@
           <w:sz w:val="20"/>
           <w:u w:val="none"/>
         </w:rPr>
-        <w:t xml:space="preserve"> 문장을 </w:t>
-      </w:r>
-      <w:r>
-        <w:rPr>
-          <w:b/>
+        <w:t xml:space="preserve"> 것의 개수는? </w:t>
+      </w:r>
+      <w:r>
+        <w:rPr>
+          <w:b w:val="0"/>
           <w:i w:val="0"/>
           <w:sz w:val="20"/>
           <w:u w:val="none"/>
         </w:rPr>
-        <w:t>있는 대로</w:t>
-      </w:r>
-      <w:r>
-        <w:rPr>
-          <w:b w:val="0"/>
-          <w:i w:val="0"/>
-          <w:sz w:val="20"/>
-          <w:u w:val="none"/>
-        </w:rPr>
-        <w:t xml:space="preserve"> 고르면? </w:t>
-      </w:r>
-      <w:r>
-        <w:rPr>
-          <w:b w:val="0"/>
-          <w:i w:val="0"/>
-          <w:sz w:val="20"/>
-          <w:u w:val="none"/>
-        </w:rPr>
         <w:t>(4점)</w:t>
-      </w:r>
-    </w:p>
-    <w:p>
-      <w:pPr>
-        <w:spacing w:after="10"/>
-        <w:ind w:left="170"/>
-      </w:pPr>
-      <w:r>
-        <w:rPr>
-          <w:b w:val="0"/>
-          <w:i w:val="0"/>
-          <w:sz w:val="20"/>
-          <w:u w:val="none"/>
-        </w:rPr>
-        <w:t>① The place that we visited was Shoreditch.</w:t>
-      </w:r>
-    </w:p>
-    <w:p>
-      <w:pPr>
-        <w:spacing w:after="10"/>
-        <w:ind w:left="170"/>
-      </w:pPr>
-      <w:r>
-        <w:rPr>
-          <w:b w:val="0"/>
-          <w:i w:val="0"/>
-          <w:sz w:val="20"/>
-          <w:u w:val="none"/>
-        </w:rPr>
-        <w:t>② The cake which my mom made it was delicious.</w:t>
-      </w:r>
-    </w:p>
-    <w:p>
-      <w:pPr>
-        <w:spacing w:after="10"/>
-        <w:ind w:left="170"/>
-      </w:pPr>
-      <w:r>
-        <w:rPr>
-          <w:b w:val="0"/>
-          <w:i w:val="0"/>
-          <w:sz w:val="20"/>
-          <w:u w:val="none"/>
-        </w:rPr>
-        <w:t>③ The man whom I met him was kind.</w:t>
-      </w:r>
-    </w:p>
-    <w:p>
-      <w:pPr>
-        <w:spacing w:after="10"/>
-        <w:ind w:left="170"/>
-      </w:pPr>
-      <w:r>
-        <w:rPr>
-          <w:b w:val="0"/>
-          <w:i w:val="0"/>
-          <w:sz w:val="20"/>
-          <w:u w:val="none"/>
-        </w:rPr>
-        <w:t>④ The movie I watched last night was fun.</w:t>
-      </w:r>
-    </w:p>
-    <w:p>
-      <w:pPr>
-        <w:spacing w:after="10"/>
-        <w:ind w:left="170"/>
-      </w:pPr>
-      <w:r>
-        <w:rPr>
-          <w:b w:val="0"/>
-          <w:i w:val="0"/>
-          <w:sz w:val="20"/>
-          <w:u w:val="none"/>
-        </w:rPr>
-        <w:t>⑤ The people he meets on the street give him messages.</w:t>
-      </w:r>
-    </w:p>
-    <w:p>
-      <w:pPr>
-        <w:spacing w:after="20" w:before="50"/>
-      </w:pPr>
-      <w:r>
-        <w:rPr>
-          <w:b/>
-          <w:i w:val="0"/>
-          <w:color w:val="1F3864"/>
-          <w:sz w:val="20"/>
-          <w:u w:val="none"/>
-        </w:rPr>
-        <w:t xml:space="preserve">4. </w:t>
-      </w:r>
-      <w:r>
-        <w:rPr>
-          <w:b w:val="0"/>
-          <w:i w:val="0"/>
-          <w:sz w:val="20"/>
-          <w:u w:val="none"/>
-        </w:rPr>
-        <w:t xml:space="preserve">밑줄 친 that의 쓰임이 나머지와 </w:t>
-      </w:r>
-      <w:r>
-        <w:rPr>
-          <w:b/>
-          <w:i w:val="0"/>
-          <w:sz w:val="20"/>
-          <w:u w:val="none"/>
-        </w:rPr>
-        <w:t>다른</w:t>
-      </w:r>
-      <w:r>
-        <w:rPr>
-          <w:b w:val="0"/>
-          <w:i w:val="0"/>
-          <w:sz w:val="20"/>
-          <w:u w:val="none"/>
-        </w:rPr>
-        <w:t xml:space="preserve"> 것은? </w:t>
-      </w:r>
-      <w:r>
-        <w:rPr>
-          <w:b w:val="0"/>
-          <w:i w:val="0"/>
-          <w:sz w:val="20"/>
-          <w:u w:val="none"/>
-        </w:rPr>
-        <w:t>(3점)</w:t>
-      </w:r>
-    </w:p>
-    <w:p>
-      <w:pPr>
-        <w:spacing w:after="10"/>
-        <w:ind w:left="170"/>
-      </w:pPr>
-      <w:r>
-        <w:rPr>
-          <w:b w:val="0"/>
-          <w:i w:val="0"/>
-          <w:sz w:val="20"/>
-          <w:u w:val="none"/>
-        </w:rPr>
-        <w:t xml:space="preserve">① The bag </w:t>
-      </w:r>
-      <w:r>
-        <w:rPr>
-          <w:b w:val="0"/>
-          <w:i w:val="0"/>
-          <w:sz w:val="20"/>
-          <w:u w:val="single"/>
-        </w:rPr>
-        <w:t>that</w:t>
-      </w:r>
-      <w:r>
-        <w:rPr>
-          <w:b w:val="0"/>
-          <w:i w:val="0"/>
-          <w:sz w:val="20"/>
-          <w:u w:val="none"/>
-        </w:rPr>
-        <w:t xml:space="preserve"> I lost was red.</w:t>
-      </w:r>
-    </w:p>
-    <w:p>
-      <w:pPr>
-        <w:spacing w:after="10"/>
-        <w:ind w:left="170"/>
-      </w:pPr>
-      <w:r>
-        <w:rPr>
-          <w:b w:val="0"/>
-          <w:i w:val="0"/>
-          <w:sz w:val="20"/>
-          <w:u w:val="none"/>
-        </w:rPr>
-        <w:t xml:space="preserve">② I know </w:t>
-      </w:r>
-      <w:r>
-        <w:rPr>
-          <w:b w:val="0"/>
-          <w:i w:val="0"/>
-          <w:sz w:val="20"/>
-          <w:u w:val="single"/>
-        </w:rPr>
-        <w:t>that</w:t>
-      </w:r>
-      <w:r>
-        <w:rPr>
-          <w:b w:val="0"/>
-          <w:i w:val="0"/>
-          <w:sz w:val="20"/>
-          <w:u w:val="none"/>
-        </w:rPr>
-        <w:t xml:space="preserve"> she is honest.</w:t>
-      </w:r>
-    </w:p>
-    <w:p>
-      <w:pPr>
-        <w:spacing w:after="10"/>
-        <w:ind w:left="170"/>
-      </w:pPr>
-      <w:r>
-        <w:rPr>
-          <w:b w:val="0"/>
-          <w:i w:val="0"/>
-          <w:sz w:val="20"/>
-          <w:u w:val="none"/>
-        </w:rPr>
-        <w:t xml:space="preserve">③ The song </w:t>
-      </w:r>
-      <w:r>
-        <w:rPr>
-          <w:b w:val="0"/>
-          <w:i w:val="0"/>
-          <w:sz w:val="20"/>
-          <w:u w:val="single"/>
-        </w:rPr>
-        <w:t>that</w:t>
-      </w:r>
-      <w:r>
-        <w:rPr>
-          <w:b w:val="0"/>
-          <w:i w:val="0"/>
-          <w:sz w:val="20"/>
-          <w:u w:val="none"/>
-        </w:rPr>
-        <w:t xml:space="preserve"> I like is popular.</w:t>
-      </w:r>
-    </w:p>
-    <w:p>
-      <w:pPr>
-        <w:spacing w:after="10"/>
-        <w:ind w:left="170"/>
-      </w:pPr>
-      <w:r>
-        <w:rPr>
-          <w:b w:val="0"/>
-          <w:i w:val="0"/>
-          <w:sz w:val="20"/>
-          <w:u w:val="none"/>
-        </w:rPr>
-        <w:t xml:space="preserve">④ The book </w:t>
-      </w:r>
-      <w:r>
-        <w:rPr>
-          <w:b w:val="0"/>
-          <w:i w:val="0"/>
-          <w:sz w:val="20"/>
-          <w:u w:val="single"/>
-        </w:rPr>
-        <w:t>that</w:t>
-      </w:r>
-      <w:r>
-        <w:rPr>
-          <w:b w:val="0"/>
-          <w:i w:val="0"/>
-          <w:sz w:val="20"/>
-          <w:u w:val="none"/>
-        </w:rPr>
-        <w:t xml:space="preserve"> he wrote is famous.</w:t>
-      </w:r>
-    </w:p>
-    <w:p>
-      <w:pPr>
-        <w:spacing w:after="10"/>
-        <w:ind w:left="170"/>
-      </w:pPr>
-      <w:r>
-        <w:rPr>
-          <w:b w:val="0"/>
-          <w:i w:val="0"/>
-          <w:sz w:val="20"/>
-          <w:u w:val="none"/>
-        </w:rPr>
-        <w:t xml:space="preserve">⑤ The pizza </w:t>
-      </w:r>
-      <w:r>
-        <w:rPr>
-          <w:b w:val="0"/>
-          <w:i w:val="0"/>
-          <w:sz w:val="20"/>
-          <w:u w:val="single"/>
-        </w:rPr>
-        <w:t>that</w:t>
-      </w:r>
-      <w:r>
-        <w:rPr>
-          <w:b w:val="0"/>
-          <w:i w:val="0"/>
-          <w:sz w:val="20"/>
-          <w:u w:val="none"/>
-        </w:rPr>
-        <w:t xml:space="preserve"> we ordered came late.</w:t>
-      </w:r>
-    </w:p>
-    <w:p>
-      <w:pPr>
-        <w:spacing w:after="20" w:before="50"/>
-      </w:pPr>
-      <w:r>
-        <w:rPr>
-          <w:b/>
-          <w:i w:val="0"/>
-          <w:color w:val="1F3864"/>
-          <w:sz w:val="20"/>
-          <w:u w:val="none"/>
-        </w:rPr>
-        <w:t xml:space="preserve">5. </w:t>
-      </w:r>
-      <w:r>
-        <w:rPr>
-          <w:b w:val="0"/>
-          <w:i w:val="0"/>
-          <w:sz w:val="20"/>
-          <w:u w:val="none"/>
-        </w:rPr>
-        <w:t xml:space="preserve">두 문장을 관계대명사를 이용해 한 문장으로 쓰시오. </w:t>
-      </w:r>
-      <w:r>
-        <w:rPr>
-          <w:b w:val="0"/>
-          <w:i w:val="0"/>
-          <w:sz w:val="20"/>
-          <w:u w:val="none"/>
-        </w:rPr>
-        <w:t>(3점)</w:t>
       </w:r>
     </w:p>
     <w:p>
@@ -771,7 +651,79 @@
           <w:sz w:val="20"/>
           <w:u w:val="none"/>
         </w:rPr>
-        <w:t>This is the gum painting. Wilson painted it yesterday.</w:t>
+        <w:t>ⓐ This is the first train that it is scheduled to depart today.</w:t>
+      </w:r>
+      <w:r>
+        <w:br/>
+      </w:r>
+      <w:r>
+        <w:rPr>
+          <w:b w:val="0"/>
+          <w:i w:val="0"/>
+          <w:sz w:val="20"/>
+          <w:u w:val="none"/>
+        </w:rPr>
+        <w:t>ⓑ The two dictionaries that I bought yesterday is useful.</w:t>
+      </w:r>
+      <w:r>
+        <w:br/>
+      </w:r>
+      <w:r>
+        <w:rPr>
+          <w:b w:val="0"/>
+          <w:i w:val="0"/>
+          <w:sz w:val="20"/>
+          <w:u w:val="none"/>
+        </w:rPr>
+        <w:t>ⓒ The medicine I took yesterday tasted bitter.</w:t>
+      </w:r>
+      <w:r>
+        <w:br/>
+      </w:r>
+      <w:r>
+        <w:rPr>
+          <w:b w:val="0"/>
+          <w:i w:val="0"/>
+          <w:sz w:val="20"/>
+          <w:u w:val="none"/>
+        </w:rPr>
+        <w:t>ⓓ The movie in that I'm interested is directed by Spielberg.</w:t>
+      </w:r>
+      <w:r>
+        <w:br/>
+      </w:r>
+      <w:r>
+        <w:rPr>
+          <w:b w:val="0"/>
+          <w:i w:val="0"/>
+          <w:sz w:val="20"/>
+          <w:u w:val="none"/>
+        </w:rPr>
+        <w:t>ⓔ I couldn't trust some people whom I worked with.</w:t>
+      </w:r>
+      <w:r>
+        <w:br/>
+      </w:r>
+      <w:r>
+        <w:rPr>
+          <w:b w:val="0"/>
+          <w:i w:val="0"/>
+          <w:sz w:val="20"/>
+          <w:u w:val="none"/>
+        </w:rPr>
+        <w:t>ⓕ The movie which I'm interested in it is directed by Spielberg.</w:t>
+      </w:r>
+      <w:r>
+        <w:br/>
+      </w:r>
+      <w:r>
+        <w:rPr>
+          <w:b w:val="0"/>
+          <w:i w:val="0"/>
+          <w:sz w:val="20"/>
+          <w:u w:val="none"/>
+        </w:rPr>
+        <w:t>ⓖ She is the singer who I like the most.</w:t>
       </w:r>
     </w:p>
     <w:p>
@@ -786,22 +738,7 @@
           <w:sz w:val="20"/>
           <w:u w:val="none"/>
         </w:rPr>
-        <w:t>→ ________________________________</w:t>
-      </w:r>
-    </w:p>
-    <w:p>
-      <w:pPr>
-        <w:spacing w:after="30" w:before="100"/>
-      </w:pPr>
-      <w:r>
-        <w:rPr>
-          <w:b/>
-          <w:i w:val="0"/>
-          <w:color w:val="1F3864"/>
-          <w:sz w:val="21"/>
-          <w:u w:val="none"/>
-        </w:rPr>
-        <w:t>■ [6~10] 5-④ used to</w:t>
+        <w:t>① 1개    ② 2개    ③ 3개    ④ 4개    ⑤ 5개</w:t>
       </w:r>
     </w:p>
     <w:p>
@@ -816,6 +753,132 @@
           <w:sz w:val="20"/>
           <w:u w:val="none"/>
         </w:rPr>
+        <w:t xml:space="preserve">5. </w:t>
+      </w:r>
+      <w:r>
+        <w:rPr>
+          <w:b w:val="0"/>
+          <w:i w:val="0"/>
+          <w:sz w:val="20"/>
+          <w:u w:val="none"/>
+        </w:rPr>
+        <w:t xml:space="preserve">빈칸에 </w:t>
+      </w:r>
+      <w:r>
+        <w:rPr>
+          <w:b/>
+          <w:i w:val="0"/>
+          <w:sz w:val="20"/>
+          <w:u w:val="none"/>
+        </w:rPr>
+        <w:t>that만</w:t>
+      </w:r>
+      <w:r>
+        <w:rPr>
+          <w:b w:val="0"/>
+          <w:i w:val="0"/>
+          <w:sz w:val="20"/>
+          <w:u w:val="none"/>
+        </w:rPr>
+        <w:t xml:space="preserve"> 쓸 수 있는 것은? </w:t>
+      </w:r>
+      <w:r>
+        <w:rPr>
+          <w:b w:val="0"/>
+          <w:i w:val="0"/>
+          <w:sz w:val="20"/>
+          <w:u w:val="none"/>
+        </w:rPr>
+        <w:t>(3점)</w:t>
+      </w:r>
+    </w:p>
+    <w:p>
+      <w:pPr>
+        <w:spacing w:after="10"/>
+        <w:ind w:left="170"/>
+      </w:pPr>
+      <w:r>
+        <w:rPr>
+          <w:b w:val="0"/>
+          <w:i w:val="0"/>
+          <w:sz w:val="20"/>
+          <w:u w:val="none"/>
+        </w:rPr>
+        <w:t>① I saw a girl and her cat ______ were sitting on the bench.</w:t>
+      </w:r>
+    </w:p>
+    <w:p>
+      <w:pPr>
+        <w:spacing w:after="10"/>
+        <w:ind w:left="170"/>
+      </w:pPr>
+      <w:r>
+        <w:rPr>
+          <w:b w:val="0"/>
+          <w:i w:val="0"/>
+          <w:sz w:val="20"/>
+          <w:u w:val="none"/>
+        </w:rPr>
+        <w:t>② Do you remember the boy ______ you met in Spain?</w:t>
+      </w:r>
+    </w:p>
+    <w:p>
+      <w:pPr>
+        <w:spacing w:after="10"/>
+        <w:ind w:left="170"/>
+      </w:pPr>
+      <w:r>
+        <w:rPr>
+          <w:b w:val="0"/>
+          <w:i w:val="0"/>
+          <w:sz w:val="20"/>
+          <w:u w:val="none"/>
+        </w:rPr>
+        <w:t>③ The cookies ______ my sister baked are delicious.</w:t>
+      </w:r>
+    </w:p>
+    <w:p>
+      <w:pPr>
+        <w:spacing w:after="10"/>
+        <w:ind w:left="170"/>
+      </w:pPr>
+      <w:r>
+        <w:rPr>
+          <w:b w:val="0"/>
+          <w:i w:val="0"/>
+          <w:sz w:val="20"/>
+          <w:u w:val="none"/>
+        </w:rPr>
+        <w:t>④ He is the person for ______ I have been waiting.</w:t>
+      </w:r>
+    </w:p>
+    <w:p>
+      <w:pPr>
+        <w:spacing w:after="10"/>
+        <w:ind w:left="170"/>
+      </w:pPr>
+      <w:r>
+        <w:rPr>
+          <w:b w:val="0"/>
+          <w:i w:val="0"/>
+          <w:sz w:val="20"/>
+          <w:u w:val="none"/>
+        </w:rPr>
+        <w:t>⑤ The movie in ______ I'm interested is directed by Spielberg.</w:t>
+      </w:r>
+    </w:p>
+    <w:p>
+      <w:pPr>
+        <w:spacing w:after="20" w:before="50"/>
+      </w:pPr>
+      <w:r>
+        <w:rPr>
+          <w:b/>
+          <w:i w:val="0"/>
+          <w:color w:val="1F3864"/>
+          <w:sz w:val="20"/>
+          <w:u w:val="none"/>
+        </w:rPr>
         <w:t xml:space="preserve">6. </w:t>
       </w:r>
       <w:r>
@@ -825,7 +888,25 @@
           <w:sz w:val="20"/>
           <w:u w:val="none"/>
         </w:rPr>
-        <w:t xml:space="preserve">다음 빈칸에 들어갈 말로 알맞은 것은? </w:t>
+        <w:t xml:space="preserve">[서술형] 다음 두 문장을 </w:t>
+      </w:r>
+      <w:r>
+        <w:rPr>
+          <w:b/>
+          <w:i w:val="0"/>
+          <w:sz w:val="20"/>
+          <w:u w:val="none"/>
+        </w:rPr>
+        <w:t>조건</w:t>
+      </w:r>
+      <w:r>
+        <w:rPr>
+          <w:b w:val="0"/>
+          <w:i w:val="0"/>
+          <w:sz w:val="20"/>
+          <w:u w:val="none"/>
+        </w:rPr>
+        <w:t xml:space="preserve">에 맞게 한 문장으로 쓰시오. </w:t>
       </w:r>
       <w:r>
         <w:rPr>
@@ -856,7 +937,31 @@
           <w:sz w:val="20"/>
           <w:u w:val="none"/>
         </w:rPr>
-        <w:t>Poor workers ________ live in this area, but now it is a hip area.</w:t>
+        <w:t>The movie is directed by Spielberg. + I am interested in it.</w:t>
+      </w:r>
+      <w:r>
+        <w:br/>
+      </w:r>
+      <w:r>
+        <w:rPr>
+          <w:b w:val="0"/>
+          <w:i w:val="0"/>
+          <w:sz w:val="20"/>
+          <w:u w:val="none"/>
+        </w:rPr>
+        <w:t>(1) 관계대명사를 생략할 것</w:t>
+      </w:r>
+      <w:r>
+        <w:br/>
+      </w:r>
+      <w:r>
+        <w:rPr>
+          <w:b w:val="0"/>
+          <w:i w:val="0"/>
+          <w:sz w:val="20"/>
+          <w:u w:val="none"/>
+        </w:rPr>
+        <w:t>(2) 전치사를 관계대명사 앞에 둘 것</w:t>
       </w:r>
     </w:p>
     <w:p>
@@ -871,7 +976,34 @@
           <w:sz w:val="20"/>
           <w:u w:val="none"/>
         </w:rPr>
-        <w:t>① use to    ② used to    ③ are used to    ④ were used to    ⑤ using to</w:t>
+        <w:t>(1) ______________________________</w:t>
+      </w:r>
+      <w:r>
+        <w:br/>
+      </w:r>
+      <w:r>
+        <w:rPr>
+          <w:b w:val="0"/>
+          <w:i w:val="0"/>
+          <w:sz w:val="20"/>
+          <w:u w:val="none"/>
+        </w:rPr>
+        <w:t>(2) ______________________________</w:t>
+      </w:r>
+    </w:p>
+    <w:p>
+      <w:pPr>
+        <w:spacing w:after="30" w:before="100"/>
+      </w:pPr>
+      <w:r>
+        <w:rPr>
+          <w:b/>
+          <w:i w:val="0"/>
+          <w:color w:val="1F3864"/>
+          <w:sz w:val="21"/>
+          <w:u w:val="none"/>
+        </w:rPr>
+        <w:t>■ [7~9] used to · be used to (5-④)</w:t>
       </w:r>
     </w:p>
     <w:p>
@@ -895,7 +1027,25 @@
           <w:sz w:val="20"/>
           <w:u w:val="none"/>
         </w:rPr>
-        <w:t xml:space="preserve">밑줄 친 부분의 의미가 나머지와 </w:t>
+        <w:t xml:space="preserve">밑줄 친 </w:t>
+      </w:r>
+      <w:r>
+        <w:rPr>
+          <w:b w:val="0"/>
+          <w:i w:val="0"/>
+          <w:sz w:val="20"/>
+          <w:u w:val="single"/>
+        </w:rPr>
+        <w:t>used to</w:t>
+      </w:r>
+      <w:r>
+        <w:rPr>
+          <w:b w:val="0"/>
+          <w:i w:val="0"/>
+          <w:sz w:val="20"/>
+          <w:u w:val="none"/>
+        </w:rPr>
+        <w:t xml:space="preserve">의 쓰임이 나머지 넷과 </w:t>
       </w:r>
       <w:r>
         <w:rPr>
@@ -937,7 +1087,7 @@
           <w:sz w:val="20"/>
           <w:u w:val="none"/>
         </w:rPr>
-        <w:t xml:space="preserve">① I </w:t>
+        <w:t xml:space="preserve">① They </w:t>
       </w:r>
       <w:r>
         <w:rPr>
@@ -955,7 +1105,7 @@
           <w:sz w:val="20"/>
           <w:u w:val="none"/>
         </w:rPr>
-        <w:t xml:space="preserve"> play soccer after school.</w:t>
+        <w:t xml:space="preserve"> play tennis a lot, but now they don't.</w:t>
       </w:r>
     </w:p>
     <w:p>
@@ -988,7 +1138,7 @@
           <w:sz w:val="20"/>
           <w:u w:val="none"/>
         </w:rPr>
-        <w:t xml:space="preserve"> be a bank here.</w:t>
+        <w:t xml:space="preserve"> be a pond in the garden.</w:t>
       </w:r>
     </w:p>
     <w:p>
@@ -1003,7 +1153,7 @@
           <w:sz w:val="20"/>
           <w:u w:val="none"/>
         </w:rPr>
-        <w:t xml:space="preserve">③ She </w:t>
+        <w:t xml:space="preserve">③ My mother </w:t>
       </w:r>
       <w:r>
         <w:rPr>
@@ -1021,7 +1171,7 @@
           <w:sz w:val="20"/>
           <w:u w:val="none"/>
         </w:rPr>
-        <w:t xml:space="preserve"> wear glasses.</w:t>
+        <w:t xml:space="preserve"> work as a chef when she was young.</w:t>
       </w:r>
     </w:p>
     <w:p>
@@ -1036,7 +1186,7 @@
           <w:sz w:val="20"/>
           <w:u w:val="none"/>
         </w:rPr>
-        <w:t xml:space="preserve">④ This box </w:t>
+        <w:t xml:space="preserve">④ This tool is </w:t>
       </w:r>
       <w:r>
         <w:rPr>
@@ -1045,7 +1195,7 @@
           <w:sz w:val="20"/>
           <w:u w:val="single"/>
         </w:rPr>
-        <w:t>is used to</w:t>
+        <w:t>used to</w:t>
       </w:r>
       <w:r>
         <w:rPr>
@@ -1054,7 +1204,7 @@
           <w:sz w:val="20"/>
           <w:u w:val="none"/>
         </w:rPr>
-        <w:t xml:space="preserve"> keep toys.</w:t>
+        <w:t xml:space="preserve"> cut wood.</w:t>
       </w:r>
     </w:p>
     <w:p>
@@ -1087,7 +1237,7 @@
           <w:sz w:val="20"/>
           <w:u w:val="none"/>
         </w:rPr>
-        <w:t xml:space="preserve"> live in Canada.</w:t>
+        <w:t xml:space="preserve"> go fishing when he was young.</w:t>
       </w:r>
     </w:p>
     <w:p>
@@ -1111,133 +1261,7 @@
           <w:sz w:val="20"/>
           <w:u w:val="none"/>
         </w:rPr>
-        <w:t xml:space="preserve">어법상 </w:t>
-      </w:r>
-      <w:r>
-        <w:rPr>
-          <w:b/>
-          <w:i w:val="0"/>
-          <w:sz w:val="20"/>
-          <w:u w:val="none"/>
-        </w:rPr>
-        <w:t>틀린</w:t>
-      </w:r>
-      <w:r>
-        <w:rPr>
-          <w:b w:val="0"/>
-          <w:i w:val="0"/>
-          <w:sz w:val="20"/>
-          <w:u w:val="none"/>
-        </w:rPr>
-        <w:t xml:space="preserve"> 문장은? </w:t>
-      </w:r>
-      <w:r>
-        <w:rPr>
-          <w:b w:val="0"/>
-          <w:i w:val="0"/>
-          <w:sz w:val="20"/>
-          <w:u w:val="none"/>
-        </w:rPr>
-        <w:t>(4점)</w:t>
-      </w:r>
-    </w:p>
-    <w:p>
-      <w:pPr>
-        <w:spacing w:after="10"/>
-        <w:ind w:left="170"/>
-      </w:pPr>
-      <w:r>
-        <w:rPr>
-          <w:b w:val="0"/>
-          <w:i w:val="0"/>
-          <w:sz w:val="20"/>
-          <w:u w:val="none"/>
-        </w:rPr>
-        <w:t>① I used to get up late.</w:t>
-      </w:r>
-    </w:p>
-    <w:p>
-      <w:pPr>
-        <w:spacing w:after="10"/>
-        <w:ind w:left="170"/>
-      </w:pPr>
-      <w:r>
-        <w:rPr>
-          <w:b w:val="0"/>
-          <w:i w:val="0"/>
-          <w:sz w:val="20"/>
-          <w:u w:val="none"/>
-        </w:rPr>
-        <w:t>② She is used to living alone.</w:t>
-      </w:r>
-    </w:p>
-    <w:p>
-      <w:pPr>
-        <w:spacing w:after="10"/>
-        <w:ind w:left="170"/>
-      </w:pPr>
-      <w:r>
-        <w:rPr>
-          <w:b w:val="0"/>
-          <w:i w:val="0"/>
-          <w:sz w:val="20"/>
-          <w:u w:val="none"/>
-        </w:rPr>
-        <w:t>③ He used to playing the piano.</w:t>
-      </w:r>
-    </w:p>
-    <w:p>
-      <w:pPr>
-        <w:spacing w:after="10"/>
-        <w:ind w:left="170"/>
-      </w:pPr>
-      <w:r>
-        <w:rPr>
-          <w:b w:val="0"/>
-          <w:i w:val="0"/>
-          <w:sz w:val="20"/>
-          <w:u w:val="none"/>
-        </w:rPr>
-        <w:t>④ There used to be a park here.</w:t>
-      </w:r>
-    </w:p>
-    <w:p>
-      <w:pPr>
-        <w:spacing w:after="10"/>
-        <w:ind w:left="170"/>
-      </w:pPr>
-      <w:r>
-        <w:rPr>
-          <w:b w:val="0"/>
-          <w:i w:val="0"/>
-          <w:sz w:val="20"/>
-          <w:u w:val="none"/>
-        </w:rPr>
-        <w:t>⑤ Wood is used to make paper.</w:t>
-      </w:r>
-    </w:p>
-    <w:p>
-      <w:pPr>
-        <w:spacing w:after="20" w:before="50"/>
-      </w:pPr>
-      <w:r>
-        <w:rPr>
-          <w:b/>
-          <w:i w:val="0"/>
-          <w:color w:val="1F3864"/>
-          <w:sz w:val="20"/>
-          <w:u w:val="none"/>
-        </w:rPr>
-        <w:t xml:space="preserve">9. </w:t>
-      </w:r>
-      <w:r>
-        <w:rPr>
-          <w:b w:val="0"/>
-          <w:i w:val="0"/>
-          <w:sz w:val="20"/>
-          <w:u w:val="none"/>
-        </w:rPr>
-        <w:t xml:space="preserve">다음 문장과 의미가 같은 것은? </w:t>
+        <w:t xml:space="preserve">(A)~(C)의 네모 안에서 어법에 맞는 표현으로 바르게 짝지어진 것은? </w:t>
       </w:r>
       <w:r>
         <w:rPr>
@@ -1268,7 +1292,31 @@
           <w:sz w:val="20"/>
           <w:u w:val="none"/>
         </w:rPr>
-        <w:t>I used to live in Seoul.</w:t>
+        <w:t>(A) I'm used to [ study / studying ] late at night.</w:t>
+      </w:r>
+      <w:r>
+        <w:br/>
+      </w:r>
+      <w:r>
+        <w:rPr>
+          <w:b w:val="0"/>
+          <w:i w:val="0"/>
+          <w:sz w:val="20"/>
+          <w:u w:val="none"/>
+        </w:rPr>
+        <w:t>(B) Flowers will be used to [ decorate / decorating ] my room.</w:t>
+      </w:r>
+      <w:r>
+        <w:br/>
+      </w:r>
+      <w:r>
+        <w:rPr>
+          <w:b w:val="0"/>
+          <w:i w:val="0"/>
+          <w:sz w:val="20"/>
+          <w:u w:val="none"/>
+        </w:rPr>
+        <w:t>(C) My friend got used to [ wake / waking ] up early.</w:t>
       </w:r>
     </w:p>
     <w:p>
@@ -1283,7 +1331,7 @@
           <w:sz w:val="20"/>
           <w:u w:val="none"/>
         </w:rPr>
-        <w:t>① I live in Seoul now.</w:t>
+        <w:t>① study – decorate – wake</w:t>
       </w:r>
     </w:p>
     <w:p>
@@ -1298,7 +1346,7 @@
           <w:sz w:val="20"/>
           <w:u w:val="none"/>
         </w:rPr>
-        <w:t>② I lived in Seoul before, but I don't now.</w:t>
+        <w:t>② studying – decorate – waking</w:t>
       </w:r>
     </w:p>
     <w:p>
@@ -1313,7 +1361,7 @@
           <w:sz w:val="20"/>
           <w:u w:val="none"/>
         </w:rPr>
-        <w:t>③ I am used to living in Seoul.</w:t>
+        <w:t>③ studying – decorating – waking</w:t>
       </w:r>
     </w:p>
     <w:p>
@@ -1328,7 +1376,7 @@
           <w:sz w:val="20"/>
           <w:u w:val="none"/>
         </w:rPr>
-        <w:t>④ I will live in Seoul.</w:t>
+        <w:t>④ study – decorating – wake</w:t>
       </w:r>
     </w:p>
     <w:p>
@@ -1343,7 +1391,7 @@
           <w:sz w:val="20"/>
           <w:u w:val="none"/>
         </w:rPr>
-        <w:t>⑤ I have never lived in Seoul.</w:t>
+        <w:t>⑤ studying – decorate – wake</w:t>
       </w:r>
     </w:p>
     <w:p>
@@ -1358,6 +1406,147 @@
           <w:sz w:val="20"/>
           <w:u w:val="none"/>
         </w:rPr>
+        <w:t xml:space="preserve">9. </w:t>
+      </w:r>
+      <w:r>
+        <w:rPr>
+          <w:b w:val="0"/>
+          <w:i w:val="0"/>
+          <w:sz w:val="20"/>
+          <w:u w:val="none"/>
+        </w:rPr>
+        <w:t xml:space="preserve">다음 중 어법상 </w:t>
+      </w:r>
+      <w:r>
+        <w:rPr>
+          <w:b/>
+          <w:i w:val="0"/>
+          <w:sz w:val="20"/>
+          <w:u w:val="none"/>
+        </w:rPr>
+        <w:t>어색한</w:t>
+      </w:r>
+      <w:r>
+        <w:rPr>
+          <w:b w:val="0"/>
+          <w:i w:val="0"/>
+          <w:sz w:val="20"/>
+          <w:u w:val="none"/>
+        </w:rPr>
+        <w:t xml:space="preserve"> 것은? </w:t>
+      </w:r>
+      <w:r>
+        <w:rPr>
+          <w:b w:val="0"/>
+          <w:i w:val="0"/>
+          <w:sz w:val="20"/>
+          <w:u w:val="none"/>
+        </w:rPr>
+        <w:t>(3점)</w:t>
+      </w:r>
+    </w:p>
+    <w:p>
+      <w:pPr>
+        <w:spacing w:after="10"/>
+        <w:ind w:left="170"/>
+      </w:pPr>
+      <w:r>
+        <w:rPr>
+          <w:b w:val="0"/>
+          <w:i w:val="0"/>
+          <w:sz w:val="20"/>
+          <w:u w:val="none"/>
+        </w:rPr>
+        <w:t>① My brother and I used to went skating every day in winter.</w:t>
+      </w:r>
+    </w:p>
+    <w:p>
+      <w:pPr>
+        <w:spacing w:after="10"/>
+        <w:ind w:left="170"/>
+      </w:pPr>
+      <w:r>
+        <w:rPr>
+          <w:b w:val="0"/>
+          <w:i w:val="0"/>
+          <w:sz w:val="20"/>
+          <w:u w:val="none"/>
+        </w:rPr>
+        <w:t>② He isn't used to wearing a mask on the subway.</w:t>
+      </w:r>
+    </w:p>
+    <w:p>
+      <w:pPr>
+        <w:spacing w:after="10"/>
+        <w:ind w:left="170"/>
+      </w:pPr>
+      <w:r>
+        <w:rPr>
+          <w:b w:val="0"/>
+          <w:i w:val="0"/>
+          <w:sz w:val="20"/>
+          <w:u w:val="none"/>
+        </w:rPr>
+        <w:t>③ I got used to the cold weather.</w:t>
+      </w:r>
+    </w:p>
+    <w:p>
+      <w:pPr>
+        <w:spacing w:after="10"/>
+        <w:ind w:left="170"/>
+      </w:pPr>
+      <w:r>
+        <w:rPr>
+          <w:b w:val="0"/>
+          <w:i w:val="0"/>
+          <w:sz w:val="20"/>
+          <w:u w:val="none"/>
+        </w:rPr>
+        <w:t>④ There used to be lots of fish in this river.</w:t>
+      </w:r>
+    </w:p>
+    <w:p>
+      <w:pPr>
+        <w:spacing w:after="10"/>
+        <w:ind w:left="170"/>
+      </w:pPr>
+      <w:r>
+        <w:rPr>
+          <w:b w:val="0"/>
+          <w:i w:val="0"/>
+          <w:sz w:val="20"/>
+          <w:u w:val="none"/>
+        </w:rPr>
+        <w:t>⑤ There used to be a lemon tree in my backyard.</w:t>
+      </w:r>
+    </w:p>
+    <w:p>
+      <w:pPr>
+        <w:spacing w:after="30" w:before="100"/>
+      </w:pPr>
+      <w:r>
+        <w:rPr>
+          <w:b/>
+          <w:i w:val="0"/>
+          <w:color w:val="1F3864"/>
+          <w:sz w:val="21"/>
+          <w:u w:val="none"/>
+        </w:rPr>
+        <w:t>■ [10~13] 지각동사 + 목적어 + 목적격보어 (6-⑤)</w:t>
+      </w:r>
+    </w:p>
+    <w:p>
+      <w:pPr>
+        <w:spacing w:after="20" w:before="50"/>
+      </w:pPr>
+      <w:r>
+        <w:rPr>
+          <w:b/>
+          <w:i w:val="0"/>
+          <w:color w:val="1F3864"/>
+          <w:sz w:val="20"/>
+          <w:u w:val="none"/>
+        </w:rPr>
         <w:t xml:space="preserve">10. </w:t>
       </w:r>
       <w:r>
@@ -1367,7 +1556,7 @@
           <w:sz w:val="20"/>
           <w:u w:val="none"/>
         </w:rPr>
-        <w:t xml:space="preserve">우리말에 맞게 used to를 이용해 쓰시오. </w:t>
+        <w:t xml:space="preserve">(A)~(C)의 네모 안에서 어법에 맞는 표현으로 바르게 짝지어진 것은? </w:t>
       </w:r>
       <w:r>
         <w:rPr>
@@ -1398,14 +1587,11 @@
           <w:sz w:val="20"/>
           <w:u w:val="none"/>
         </w:rPr>
-        <w:t>나는 예전에 매일 아침 자전거를 탔다. (ride a bike)</w:t>
-      </w:r>
-    </w:p>
-    <w:p>
-      <w:pPr>
-        <w:spacing w:after="30"/>
-        <w:ind w:left="170"/>
-      </w:pPr>
+        <w:t>(A) Tom saw a man [ dancing / danced ] to the music.</w:t>
+      </w:r>
+      <w:r>
+        <w:br/>
+      </w:r>
       <w:r>
         <w:rPr>
           <w:b w:val="0"/>
@@ -1413,91 +1599,19 @@
           <w:sz w:val="20"/>
           <w:u w:val="none"/>
         </w:rPr>
-        <w:t>→ ________________________________</w:t>
-      </w:r>
-    </w:p>
-    <w:p>
-      <w:pPr>
-        <w:spacing w:after="30" w:before="100"/>
-      </w:pPr>
-      <w:r>
-        <w:rPr>
-          <w:b/>
-          <w:i w:val="0"/>
-          <w:color w:val="1F3864"/>
-          <w:sz w:val="21"/>
-          <w:u w:val="none"/>
-        </w:rPr>
-        <w:t>■ [11~15] 6-⑤ 지각동사</w:t>
-      </w:r>
-    </w:p>
-    <w:p>
-      <w:pPr>
-        <w:spacing w:after="20" w:before="50"/>
-      </w:pPr>
-      <w:r>
-        <w:rPr>
-          <w:b/>
-          <w:i w:val="0"/>
-          <w:color w:val="1F3864"/>
+        <w:t>(B) Jane heard her name [ calling / called ].</w:t>
+      </w:r>
+      <w:r>
+        <w:br/>
+      </w:r>
+      <w:r>
+        <w:rPr>
+          <w:b w:val="0"/>
+          <w:i w:val="0"/>
           <w:sz w:val="20"/>
           <w:u w:val="none"/>
         </w:rPr>
-        <w:t xml:space="preserve">11. </w:t>
-      </w:r>
-      <w:r>
-        <w:rPr>
-          <w:b w:val="0"/>
-          <w:i w:val="0"/>
-          <w:sz w:val="20"/>
-          <w:u w:val="none"/>
-        </w:rPr>
-        <w:t xml:space="preserve">어법상 </w:t>
-      </w:r>
-      <w:r>
-        <w:rPr>
-          <w:b/>
-          <w:i w:val="0"/>
-          <w:sz w:val="20"/>
-          <w:u w:val="none"/>
-        </w:rPr>
-        <w:t>옳은</w:t>
-      </w:r>
-      <w:r>
-        <w:rPr>
-          <w:b w:val="0"/>
-          <w:i w:val="0"/>
-          <w:sz w:val="20"/>
-          <w:u w:val="none"/>
-        </w:rPr>
-        <w:t xml:space="preserve"> 문장을 </w:t>
-      </w:r>
-      <w:r>
-        <w:rPr>
-          <w:b/>
-          <w:i w:val="0"/>
-          <w:sz w:val="20"/>
-          <w:u w:val="none"/>
-        </w:rPr>
-        <w:t>있는 대로</w:t>
-      </w:r>
-      <w:r>
-        <w:rPr>
-          <w:b w:val="0"/>
-          <w:i w:val="0"/>
-          <w:sz w:val="20"/>
-          <w:u w:val="none"/>
-        </w:rPr>
-        <w:t xml:space="preserve"> 고르면? </w:t>
-      </w:r>
-      <w:r>
-        <w:rPr>
-          <w:b w:val="0"/>
-          <w:i w:val="0"/>
-          <w:sz w:val="20"/>
-          <w:u w:val="none"/>
-        </w:rPr>
-        <w:t>(4점)</w:t>
+        <w:t>(C) I felt my dog [ touching / touched ] my feet.</w:t>
       </w:r>
     </w:p>
     <w:p>
@@ -1512,7 +1626,7 @@
           <w:sz w:val="20"/>
           <w:u w:val="none"/>
         </w:rPr>
-        <w:t>① I saw a large group of people gathering outside.</w:t>
+        <w:t>① dancing – calling – touching</w:t>
       </w:r>
     </w:p>
     <w:p>
@@ -1527,7 +1641,7 @@
           <w:sz w:val="20"/>
           <w:u w:val="none"/>
         </w:rPr>
-        <w:t>② He heard people to shout for independence.</w:t>
+        <w:t>② dancing – called – touching</w:t>
       </w:r>
     </w:p>
     <w:p>
@@ -1542,7 +1656,7 @@
           <w:sz w:val="20"/>
           <w:u w:val="none"/>
         </w:rPr>
-        <w:t>③ She felt the ground shake.</w:t>
+        <w:t>③ danced – called – touched</w:t>
       </w:r>
     </w:p>
     <w:p>
@@ -1557,7 +1671,7 @@
           <w:sz w:val="20"/>
           <w:u w:val="none"/>
         </w:rPr>
-        <w:t>④ We watched the children played soccer.</w:t>
+        <w:t>④ danced – calling – touching</w:t>
       </w:r>
     </w:p>
     <w:p>
@@ -1572,7 +1686,7 @@
           <w:sz w:val="20"/>
           <w:u w:val="none"/>
         </w:rPr>
-        <w:t>⑤ I heard someone calling my name.</w:t>
+        <w:t>⑤ dancing – called – touched</w:t>
       </w:r>
     </w:p>
     <w:p>
@@ -1587,6 +1701,150 @@
           <w:sz w:val="20"/>
           <w:u w:val="none"/>
         </w:rPr>
+        <w:t xml:space="preserve">11. </w:t>
+      </w:r>
+      <w:r>
+        <w:rPr>
+          <w:b w:val="0"/>
+          <w:i w:val="0"/>
+          <w:sz w:val="20"/>
+          <w:u w:val="none"/>
+        </w:rPr>
+        <w:t xml:space="preserve">다음 중 어법상 </w:t>
+      </w:r>
+      <w:r>
+        <w:rPr>
+          <w:b/>
+          <w:i w:val="0"/>
+          <w:sz w:val="20"/>
+          <w:u w:val="none"/>
+        </w:rPr>
+        <w:t>옳은</w:t>
+      </w:r>
+      <w:r>
+        <w:rPr>
+          <w:b w:val="0"/>
+          <w:i w:val="0"/>
+          <w:sz w:val="20"/>
+          <w:u w:val="none"/>
+        </w:rPr>
+        <w:t xml:space="preserve"> 것을 </w:t>
+      </w:r>
+      <w:r>
+        <w:rPr>
+          <w:b/>
+          <w:i w:val="0"/>
+          <w:sz w:val="20"/>
+          <w:u w:val="none"/>
+        </w:rPr>
+        <w:t>있는 대로</w:t>
+      </w:r>
+      <w:r>
+        <w:rPr>
+          <w:b w:val="0"/>
+          <w:i w:val="0"/>
+          <w:sz w:val="20"/>
+          <w:u w:val="none"/>
+        </w:rPr>
+        <w:t xml:space="preserve"> 고르면? </w:t>
+      </w:r>
+      <w:r>
+        <w:rPr>
+          <w:b w:val="0"/>
+          <w:i w:val="0"/>
+          <w:sz w:val="20"/>
+          <w:u w:val="none"/>
+        </w:rPr>
+        <w:t>(4점)</w:t>
+      </w:r>
+    </w:p>
+    <w:p>
+      <w:pPr>
+        <w:spacing w:after="10"/>
+        <w:ind w:left="170"/>
+      </w:pPr>
+      <w:r>
+        <w:rPr>
+          <w:b w:val="0"/>
+          <w:i w:val="0"/>
+          <w:sz w:val="20"/>
+          <w:u w:val="none"/>
+        </w:rPr>
+        <w:t>① She saw him ran across the street.</w:t>
+      </w:r>
+    </w:p>
+    <w:p>
+      <w:pPr>
+        <w:spacing w:after="10"/>
+        <w:ind w:left="170"/>
+      </w:pPr>
+      <w:r>
+        <w:rPr>
+          <w:b w:val="0"/>
+          <w:i w:val="0"/>
+          <w:sz w:val="20"/>
+          <w:u w:val="none"/>
+        </w:rPr>
+        <w:t>② She could feel somebody pulling her hair.</w:t>
+      </w:r>
+    </w:p>
+    <w:p>
+      <w:pPr>
+        <w:spacing w:after="10"/>
+        <w:ind w:left="170"/>
+      </w:pPr>
+      <w:r>
+        <w:rPr>
+          <w:b w:val="0"/>
+          <w:i w:val="0"/>
+          <w:sz w:val="20"/>
+          <w:u w:val="none"/>
+        </w:rPr>
+        <w:t>③ I heard my friends laughed out loud.</w:t>
+      </w:r>
+    </w:p>
+    <w:p>
+      <w:pPr>
+        <w:spacing w:after="10"/>
+        <w:ind w:left="170"/>
+      </w:pPr>
+      <w:r>
+        <w:rPr>
+          <w:b w:val="0"/>
+          <w:i w:val="0"/>
+          <w:sz w:val="20"/>
+          <w:u w:val="none"/>
+        </w:rPr>
+        <w:t>④ He felt his pocket picked on the crowded subway.</w:t>
+      </w:r>
+    </w:p>
+    <w:p>
+      <w:pPr>
+        <w:spacing w:after="10"/>
+        <w:ind w:left="170"/>
+      </w:pPr>
+      <w:r>
+        <w:rPr>
+          <w:b w:val="0"/>
+          <w:i w:val="0"/>
+          <w:sz w:val="20"/>
+          <w:u w:val="none"/>
+        </w:rPr>
+        <w:t>⑤ We saw Jane walk her dog at the park.</w:t>
+      </w:r>
+    </w:p>
+    <w:p>
+      <w:pPr>
+        <w:spacing w:after="20" w:before="50"/>
+      </w:pPr>
+      <w:r>
+        <w:rPr>
+          <w:b/>
+          <w:i w:val="0"/>
+          <w:color w:val="1F3864"/>
+          <w:sz w:val="20"/>
+          <w:u w:val="none"/>
+        </w:rPr>
         <w:t xml:space="preserve">12. </w:t>
       </w:r>
       <w:r>
@@ -1596,25 +1854,7 @@
           <w:sz w:val="20"/>
           <w:u w:val="none"/>
         </w:rPr>
-        <w:t xml:space="preserve">다음 빈칸에 들어갈 말로 알맞지 </w:t>
-      </w:r>
-      <w:r>
-        <w:rPr>
-          <w:b/>
-          <w:i w:val="0"/>
-          <w:sz w:val="20"/>
-          <w:u w:val="none"/>
-        </w:rPr>
-        <w:t>않은</w:t>
-      </w:r>
-      <w:r>
-        <w:rPr>
-          <w:b w:val="0"/>
-          <w:i w:val="0"/>
-          <w:sz w:val="20"/>
-          <w:u w:val="none"/>
-        </w:rPr>
-        <w:t xml:space="preserve"> 것은? </w:t>
+        <w:t xml:space="preserve">괄호 안 문장의 의미가 되도록 할 때, 빈칸에 들어갈 말로 알맞은 것은? </w:t>
       </w:r>
       <w:r>
         <w:rPr>
@@ -1645,12 +1885,24 @@
           <w:sz w:val="20"/>
           <w:u w:val="none"/>
         </w:rPr>
-        <w:t>I ________ him dance on the stage.</w:t>
+        <w:t>(He was touching the snake.)</w:t>
+      </w:r>
+      <w:r>
+        <w:br/>
+      </w:r>
+      <w:r>
+        <w:rPr>
+          <w:b w:val="0"/>
+          <w:i w:val="0"/>
+          <w:sz w:val="20"/>
+          <w:u w:val="none"/>
+        </w:rPr>
+        <w:t>I was surprised to see ________________.</w:t>
       </w:r>
     </w:p>
     <w:p>
       <w:pPr>
-        <w:spacing w:after="30"/>
+        <w:spacing w:after="10"/>
         <w:ind w:left="170"/>
       </w:pPr>
       <w:r>
@@ -1660,7 +1912,67 @@
           <w:sz w:val="20"/>
           <w:u w:val="none"/>
         </w:rPr>
-        <w:t>① saw    ② watched    ③ heard    ④ wanted    ⑤ felt</w:t>
+        <w:t>① he touching the snake</w:t>
+      </w:r>
+    </w:p>
+    <w:p>
+      <w:pPr>
+        <w:spacing w:after="10"/>
+        <w:ind w:left="170"/>
+      </w:pPr>
+      <w:r>
+        <w:rPr>
+          <w:b w:val="0"/>
+          <w:i w:val="0"/>
+          <w:sz w:val="20"/>
+          <w:u w:val="none"/>
+        </w:rPr>
+        <w:t>② him touching the snake</w:t>
+      </w:r>
+    </w:p>
+    <w:p>
+      <w:pPr>
+        <w:spacing w:after="10"/>
+        <w:ind w:left="170"/>
+      </w:pPr>
+      <w:r>
+        <w:rPr>
+          <w:b w:val="0"/>
+          <w:i w:val="0"/>
+          <w:sz w:val="20"/>
+          <w:u w:val="none"/>
+        </w:rPr>
+        <w:t>③ him was touching the snake</w:t>
+      </w:r>
+    </w:p>
+    <w:p>
+      <w:pPr>
+        <w:spacing w:after="10"/>
+        <w:ind w:left="170"/>
+      </w:pPr>
+      <w:r>
+        <w:rPr>
+          <w:b w:val="0"/>
+          <w:i w:val="0"/>
+          <w:sz w:val="20"/>
+          <w:u w:val="none"/>
+        </w:rPr>
+        <w:t>④ him to touch the snake</w:t>
+      </w:r>
+    </w:p>
+    <w:p>
+      <w:pPr>
+        <w:spacing w:after="10"/>
+        <w:ind w:left="170"/>
+      </w:pPr>
+      <w:r>
+        <w:rPr>
+          <w:b w:val="0"/>
+          <w:i w:val="0"/>
+          <w:sz w:val="20"/>
+          <w:u w:val="none"/>
+        </w:rPr>
+        <w:t>⑤ him touched the snake</w:t>
       </w:r>
     </w:p>
     <w:p>
@@ -1684,7 +1996,16 @@
           <w:sz w:val="20"/>
           <w:u w:val="none"/>
         </w:rPr>
-        <w:t xml:space="preserve">다음 빈칸에 알맞은 형태는? </w:t>
+        <w:t xml:space="preserve">[서술형] 다음 글에서 어법상 </w:t>
+      </w:r>
+      <w:r>
+        <w:rPr>
+          <w:b/>
+          <w:i w:val="0"/>
+          <w:sz w:val="20"/>
+          <w:u w:val="none"/>
+        </w:rPr>
+        <w:t>어색한</w:t>
       </w:r>
       <w:r>
         <w:rPr>
@@ -1693,7 +2014,34 @@
           <w:sz w:val="20"/>
           <w:u w:val="none"/>
         </w:rPr>
-        <w:t>(3점)</w:t>
+        <w:t xml:space="preserve"> 부분을 </w:t>
+      </w:r>
+      <w:r>
+        <w:rPr>
+          <w:b/>
+          <w:i w:val="0"/>
+          <w:sz w:val="20"/>
+          <w:u w:val="none"/>
+        </w:rPr>
+        <w:t>세 군데</w:t>
+      </w:r>
+      <w:r>
+        <w:rPr>
+          <w:b w:val="0"/>
+          <w:i w:val="0"/>
+          <w:sz w:val="20"/>
+          <w:u w:val="none"/>
+        </w:rPr>
+        <w:t xml:space="preserve"> 찾아 바르게 고쳐 쓰시오. </w:t>
+      </w:r>
+      <w:r>
+        <w:rPr>
+          <w:b w:val="0"/>
+          <w:i w:val="0"/>
+          <w:sz w:val="20"/>
+          <w:u w:val="none"/>
+        </w:rPr>
+        <w:t>(4점)</w:t>
       </w:r>
     </w:p>
     <w:p>
@@ -1715,7 +2063,7 @@
           <w:sz w:val="20"/>
           <w:u w:val="none"/>
         </w:rPr>
-        <w:t>Dr. Schofield heard people ________ for Korean independence.</w:t>
+        <w:t>The Green-yard sports day was celebrated last Saturday. I watched Jaemin and Jisu plays three-legged race. Jaemin saw me jumped a rope and he cheered for me. I watched my math teacher play ping pong against the students. I wanted her to win the game, but she lost! At the end of the day, I heard my school band to sing songs. It was a great day.</w:t>
       </w:r>
     </w:p>
     <w:p>
@@ -1730,7 +2078,22 @@
           <w:sz w:val="20"/>
           <w:u w:val="none"/>
         </w:rPr>
-        <w:t>① shout    ② to shout    ③ shouted    ④ shouts    ⑤ to shouting</w:t>
+        <w:t>(1) ______ → ______ (2) ______ → ______ (3) ______ → ______</w:t>
+      </w:r>
+    </w:p>
+    <w:p>
+      <w:pPr>
+        <w:spacing w:after="30" w:before="100"/>
+      </w:pPr>
+      <w:r>
+        <w:rPr>
+          <w:b/>
+          <w:i w:val="0"/>
+          <w:color w:val="1F3864"/>
+          <w:sz w:val="21"/>
+          <w:u w:val="none"/>
+        </w:rPr>
+        <w:t>■ [14~16] so ~ that / enough to / too ~ to (6-⑥)</w:t>
       </w:r>
     </w:p>
     <w:p>
@@ -1754,7 +2117,7 @@
           <w:sz w:val="20"/>
           <w:u w:val="none"/>
         </w:rPr>
-        <w:t xml:space="preserve">밑줄 친 부분이 어법상 </w:t>
+        <w:t xml:space="preserve">두 문장의 의미가 같도록 바꿔 쓴 것으로 </w:t>
       </w:r>
       <w:r>
         <w:rPr>
@@ -1763,7 +2126,7 @@
           <w:sz w:val="20"/>
           <w:u w:val="none"/>
         </w:rPr>
-        <w:t>틀린</w:t>
+        <w:t>옳지 않은</w:t>
       </w:r>
       <w:r>
         <w:rPr>
@@ -1772,34 +2135,16 @@
           <w:sz w:val="20"/>
           <w:u w:val="none"/>
         </w:rPr>
-        <w:t xml:space="preserve"> 것을 </w:t>
-      </w:r>
-      <w:r>
-        <w:rPr>
-          <w:b/>
+        <w:t xml:space="preserve"> 것은? </w:t>
+      </w:r>
+      <w:r>
+        <w:rPr>
+          <w:b w:val="0"/>
           <w:i w:val="0"/>
           <w:sz w:val="20"/>
           <w:u w:val="none"/>
         </w:rPr>
-        <w:t>있는 대로</w:t>
-      </w:r>
-      <w:r>
-        <w:rPr>
-          <w:b w:val="0"/>
-          <w:i w:val="0"/>
-          <w:sz w:val="20"/>
-          <w:u w:val="none"/>
-        </w:rPr>
-        <w:t xml:space="preserve"> 고르면? </w:t>
-      </w:r>
-      <w:r>
-        <w:rPr>
-          <w:b w:val="0"/>
-          <w:i w:val="0"/>
-          <w:sz w:val="20"/>
-          <w:u w:val="none"/>
-        </w:rPr>
-        <w:t>(4점)</w:t>
+        <w:t>(3점)</w:t>
       </w:r>
     </w:p>
     <w:p>
@@ -1814,25 +2159,19 @@
           <w:sz w:val="20"/>
           <w:u w:val="none"/>
         </w:rPr>
-        <w:t xml:space="preserve">① I felt the machine </w:t>
+        <w:t>① The boy is so tall that he can reach the shelf.</w:t>
+      </w:r>
+      <w:r>
+        <w:br/>
       </w:r>
       <w:r>
         <w:rPr>
           <w:b w:val="0"/>
           <w:i w:val="0"/>
           <w:sz w:val="20"/>
-          <w:u w:val="single"/>
-        </w:rPr>
-        <w:t>moving</w:t>
-      </w:r>
-      <w:r>
-        <w:rPr>
-          <w:b w:val="0"/>
-          <w:i w:val="0"/>
-          <w:sz w:val="20"/>
-          <w:u w:val="none"/>
-        </w:rPr>
-        <w:t>.</w:t>
+          <w:u w:val="none"/>
+        </w:rPr>
+        <w:t>= The boy is tall enough to reach the shelf.</w:t>
       </w:r>
     </w:p>
     <w:p>
@@ -1847,25 +2186,19 @@
           <w:sz w:val="20"/>
           <w:u w:val="none"/>
         </w:rPr>
-        <w:t xml:space="preserve">② She saw her dog </w:t>
+        <w:t>② The box is so light that I can carry it.</w:t>
+      </w:r>
+      <w:r>
+        <w:br/>
       </w:r>
       <w:r>
         <w:rPr>
           <w:b w:val="0"/>
           <w:i w:val="0"/>
           <w:sz w:val="20"/>
-          <w:u w:val="single"/>
-        </w:rPr>
-        <w:t>to run</w:t>
-      </w:r>
-      <w:r>
-        <w:rPr>
-          <w:b w:val="0"/>
-          <w:i w:val="0"/>
-          <w:sz w:val="20"/>
-          <w:u w:val="none"/>
-        </w:rPr>
-        <w:t xml:space="preserve"> away.</w:t>
+          <w:u w:val="none"/>
+        </w:rPr>
+        <w:t>= The box is light enough for me to carry.</w:t>
       </w:r>
     </w:p>
     <w:p>
@@ -1880,25 +2213,19 @@
           <w:sz w:val="20"/>
           <w:u w:val="none"/>
         </w:rPr>
-        <w:t xml:space="preserve">③ We heard the baby </w:t>
+        <w:t>③ The water is so cold that I can't swim in it.</w:t>
+      </w:r>
+      <w:r>
+        <w:br/>
       </w:r>
       <w:r>
         <w:rPr>
           <w:b w:val="0"/>
           <w:i w:val="0"/>
           <w:sz w:val="20"/>
-          <w:u w:val="single"/>
-        </w:rPr>
-        <w:t>cry</w:t>
-      </w:r>
-      <w:r>
-        <w:rPr>
-          <w:b w:val="0"/>
-          <w:i w:val="0"/>
-          <w:sz w:val="20"/>
-          <w:u w:val="none"/>
-        </w:rPr>
-        <w:t>.</w:t>
+          <w:u w:val="none"/>
+        </w:rPr>
+        <w:t>= The water is too cold for me to swim in.</w:t>
       </w:r>
     </w:p>
     <w:p>
@@ -1913,25 +2240,19 @@
           <w:sz w:val="20"/>
           <w:u w:val="none"/>
         </w:rPr>
-        <w:t xml:space="preserve">④ They watched the sun </w:t>
+        <w:t>④ Tom ran so fast that he could catch the bus.</w:t>
+      </w:r>
+      <w:r>
+        <w:br/>
       </w:r>
       <w:r>
         <w:rPr>
           <w:b w:val="0"/>
           <w:i w:val="0"/>
           <w:sz w:val="20"/>
-          <w:u w:val="single"/>
-        </w:rPr>
-        <w:t>rises</w:t>
-      </w:r>
-      <w:r>
-        <w:rPr>
-          <w:b w:val="0"/>
-          <w:i w:val="0"/>
-          <w:sz w:val="20"/>
-          <w:u w:val="none"/>
-        </w:rPr>
-        <w:t>.</w:t>
+          <w:u w:val="none"/>
+        </w:rPr>
+        <w:t>= Tom ran fast enough to catch the bus.</w:t>
       </w:r>
     </w:p>
     <w:p>
@@ -1946,25 +2267,19 @@
           <w:sz w:val="20"/>
           <w:u w:val="none"/>
         </w:rPr>
-        <w:t xml:space="preserve">⑤ He saw the man </w:t>
+        <w:t>⑤ The soup is so hot that I can't eat it.</w:t>
+      </w:r>
+      <w:r>
+        <w:br/>
       </w:r>
       <w:r>
         <w:rPr>
           <w:b w:val="0"/>
           <w:i w:val="0"/>
           <w:sz w:val="20"/>
-          <w:u w:val="single"/>
-        </w:rPr>
-        <w:t>open</w:t>
-      </w:r>
-      <w:r>
-        <w:rPr>
-          <w:b w:val="0"/>
-          <w:i w:val="0"/>
-          <w:sz w:val="20"/>
-          <w:u w:val="none"/>
-        </w:rPr>
-        <w:t xml:space="preserve"> the door.</w:t>
+          <w:u w:val="none"/>
+        </w:rPr>
+        <w:t>= The soup is too hot for me to eat it.</w:t>
       </w:r>
     </w:p>
     <w:p>
@@ -1988,7 +2303,526 @@
           <w:sz w:val="20"/>
           <w:u w:val="none"/>
         </w:rPr>
-        <w:t xml:space="preserve">우리말에 맞게 주어진 단어를 배열하시오. </w:t>
+        <w:t xml:space="preserve">두 부분을 연결한 문장으로 가장 </w:t>
+      </w:r>
+      <w:r>
+        <w:rPr>
+          <w:b/>
+          <w:i w:val="0"/>
+          <w:sz w:val="20"/>
+          <w:u w:val="none"/>
+        </w:rPr>
+        <w:t>어색한</w:t>
+      </w:r>
+      <w:r>
+        <w:rPr>
+          <w:b w:val="0"/>
+          <w:i w:val="0"/>
+          <w:sz w:val="20"/>
+          <w:u w:val="none"/>
+        </w:rPr>
+        <w:t xml:space="preserve"> 것은? </w:t>
+      </w:r>
+      <w:r>
+        <w:rPr>
+          <w:b w:val="0"/>
+          <w:i w:val="0"/>
+          <w:sz w:val="20"/>
+          <w:u w:val="none"/>
+        </w:rPr>
+        <w:t>(3점)</w:t>
+      </w:r>
+    </w:p>
+    <w:p>
+      <w:pPr>
+        <w:spacing w:after="10"/>
+        <w:ind w:left="170"/>
+      </w:pPr>
+      <w:r>
+        <w:rPr>
+          <w:b w:val="0"/>
+          <w:i w:val="0"/>
+          <w:sz w:val="20"/>
+          <w:u w:val="none"/>
+        </w:rPr>
+        <w:t>① Jason is so kind that everyone likes him.</w:t>
+      </w:r>
+    </w:p>
+    <w:p>
+      <w:pPr>
+        <w:spacing w:after="10"/>
+        <w:ind w:left="170"/>
+      </w:pPr>
+      <w:r>
+        <w:rPr>
+          <w:b w:val="0"/>
+          <w:i w:val="0"/>
+          <w:sz w:val="20"/>
+          <w:u w:val="none"/>
+        </w:rPr>
+        <w:t>② Mom was so tired that she didn't hear her alarm.</w:t>
+      </w:r>
+    </w:p>
+    <w:p>
+      <w:pPr>
+        <w:spacing w:after="10"/>
+        <w:ind w:left="170"/>
+      </w:pPr>
+      <w:r>
+        <w:rPr>
+          <w:b w:val="0"/>
+          <w:i w:val="0"/>
+          <w:sz w:val="20"/>
+          <w:u w:val="none"/>
+        </w:rPr>
+        <w:t>③ The soup was so salty that people should walk carefully.</w:t>
+      </w:r>
+    </w:p>
+    <w:p>
+      <w:pPr>
+        <w:spacing w:after="10"/>
+        <w:ind w:left="170"/>
+      </w:pPr>
+      <w:r>
+        <w:rPr>
+          <w:b w:val="0"/>
+          <w:i w:val="0"/>
+          <w:sz w:val="20"/>
+          <w:u w:val="none"/>
+        </w:rPr>
+        <w:t>④ The road is so wet that people should walk carefully.</w:t>
+      </w:r>
+    </w:p>
+    <w:p>
+      <w:pPr>
+        <w:spacing w:after="10"/>
+        <w:ind w:left="170"/>
+      </w:pPr>
+      <w:r>
+        <w:rPr>
+          <w:b w:val="0"/>
+          <w:i w:val="0"/>
+          <w:sz w:val="20"/>
+          <w:u w:val="none"/>
+        </w:rPr>
+        <w:t>⑤ The girl was so afraid that she closed her eyes.</w:t>
+      </w:r>
+    </w:p>
+    <w:p>
+      <w:pPr>
+        <w:spacing w:after="20" w:before="50"/>
+      </w:pPr>
+      <w:r>
+        <w:rPr>
+          <w:b/>
+          <w:i w:val="0"/>
+          <w:color w:val="1F3864"/>
+          <w:sz w:val="20"/>
+          <w:u w:val="none"/>
+        </w:rPr>
+        <w:t xml:space="preserve">16. </w:t>
+      </w:r>
+      <w:r>
+        <w:rPr>
+          <w:b w:val="0"/>
+          <w:i w:val="0"/>
+          <w:sz w:val="20"/>
+          <w:u w:val="none"/>
+        </w:rPr>
+        <w:t xml:space="preserve">다음 중 어법상 </w:t>
+      </w:r>
+      <w:r>
+        <w:rPr>
+          <w:b/>
+          <w:i w:val="0"/>
+          <w:sz w:val="20"/>
+          <w:u w:val="none"/>
+        </w:rPr>
+        <w:t>옳은</w:t>
+      </w:r>
+      <w:r>
+        <w:rPr>
+          <w:b w:val="0"/>
+          <w:i w:val="0"/>
+          <w:sz w:val="20"/>
+          <w:u w:val="none"/>
+        </w:rPr>
+        <w:t xml:space="preserve"> 것을 </w:t>
+      </w:r>
+      <w:r>
+        <w:rPr>
+          <w:b/>
+          <w:i w:val="0"/>
+          <w:sz w:val="20"/>
+          <w:u w:val="none"/>
+        </w:rPr>
+        <w:t>있는 대로</w:t>
+      </w:r>
+      <w:r>
+        <w:rPr>
+          <w:b w:val="0"/>
+          <w:i w:val="0"/>
+          <w:sz w:val="20"/>
+          <w:u w:val="none"/>
+        </w:rPr>
+        <w:t xml:space="preserve"> 고르면? </w:t>
+      </w:r>
+      <w:r>
+        <w:rPr>
+          <w:b w:val="0"/>
+          <w:i w:val="0"/>
+          <w:sz w:val="20"/>
+          <w:u w:val="none"/>
+        </w:rPr>
+        <w:t>(4점)</w:t>
+      </w:r>
+    </w:p>
+    <w:p>
+      <w:pPr>
+        <w:spacing w:after="10"/>
+        <w:ind w:left="170"/>
+      </w:pPr>
+      <w:r>
+        <w:rPr>
+          <w:b w:val="0"/>
+          <w:i w:val="0"/>
+          <w:sz w:val="20"/>
+          <w:u w:val="none"/>
+        </w:rPr>
+        <w:t>① He is so tired that he can't walk.</w:t>
+      </w:r>
+    </w:p>
+    <w:p>
+      <w:pPr>
+        <w:spacing w:after="10"/>
+        <w:ind w:left="170"/>
+      </w:pPr>
+      <w:r>
+        <w:rPr>
+          <w:b w:val="0"/>
+          <w:i w:val="0"/>
+          <w:sz w:val="20"/>
+          <w:u w:val="none"/>
+        </w:rPr>
+        <w:t>② Tom speaks English so clear that everyone understands him.</w:t>
+      </w:r>
+    </w:p>
+    <w:p>
+      <w:pPr>
+        <w:spacing w:after="10"/>
+        <w:ind w:left="170"/>
+      </w:pPr>
+      <w:r>
+        <w:rPr>
+          <w:b w:val="0"/>
+          <w:i w:val="0"/>
+          <w:sz w:val="20"/>
+          <w:u w:val="none"/>
+        </w:rPr>
+        <w:t>③ Jenny was so surprised that she couldn't say a word.</w:t>
+      </w:r>
+    </w:p>
+    <w:p>
+      <w:pPr>
+        <w:spacing w:after="10"/>
+        <w:ind w:left="170"/>
+      </w:pPr>
+      <w:r>
+        <w:rPr>
+          <w:b w:val="0"/>
+          <w:i w:val="0"/>
+          <w:sz w:val="20"/>
+          <w:u w:val="none"/>
+        </w:rPr>
+        <w:t>④ The bag was too expensive that I couldn't buy it.</w:t>
+      </w:r>
+    </w:p>
+    <w:p>
+      <w:pPr>
+        <w:spacing w:after="10"/>
+        <w:ind w:left="170"/>
+      </w:pPr>
+      <w:r>
+        <w:rPr>
+          <w:b w:val="0"/>
+          <w:i w:val="0"/>
+          <w:sz w:val="20"/>
+          <w:u w:val="none"/>
+        </w:rPr>
+        <w:t>⑤ The room is large enough for us to play soccer in.</w:t>
+      </w:r>
+    </w:p>
+    <w:p>
+      <w:pPr>
+        <w:spacing w:after="30" w:before="100"/>
+      </w:pPr>
+      <w:r>
+        <w:rPr>
+          <w:b/>
+          <w:i w:val="0"/>
+          <w:color w:val="1F3864"/>
+          <w:sz w:val="21"/>
+          <w:u w:val="none"/>
+        </w:rPr>
+        <w:t>■ [17~20] 종합 · 서술형</w:t>
+      </w:r>
+    </w:p>
+    <w:p>
+      <w:pPr>
+        <w:spacing w:after="20" w:before="50"/>
+      </w:pPr>
+      <w:r>
+        <w:rPr>
+          <w:b/>
+          <w:i w:val="0"/>
+          <w:color w:val="1F3864"/>
+          <w:sz w:val="20"/>
+          <w:u w:val="none"/>
+        </w:rPr>
+        <w:t xml:space="preserve">17. </w:t>
+      </w:r>
+      <w:r>
+        <w:rPr>
+          <w:b w:val="0"/>
+          <w:i w:val="0"/>
+          <w:sz w:val="20"/>
+          <w:u w:val="none"/>
+        </w:rPr>
+        <w:t xml:space="preserve">밑줄 친 부분을 바르게 고친 것이 </w:t>
+      </w:r>
+      <w:r>
+        <w:rPr>
+          <w:b/>
+          <w:i w:val="0"/>
+          <w:sz w:val="20"/>
+          <w:u w:val="none"/>
+        </w:rPr>
+        <w:t>잘못된</w:t>
+      </w:r>
+      <w:r>
+        <w:rPr>
+          <w:b w:val="0"/>
+          <w:i w:val="0"/>
+          <w:sz w:val="20"/>
+          <w:u w:val="none"/>
+        </w:rPr>
+        <w:t xml:space="preserve"> 것은? </w:t>
+      </w:r>
+      <w:r>
+        <w:rPr>
+          <w:b w:val="0"/>
+          <w:i w:val="0"/>
+          <w:sz w:val="20"/>
+          <w:u w:val="none"/>
+        </w:rPr>
+        <w:t>(3점)</w:t>
+      </w:r>
+    </w:p>
+    <w:p>
+      <w:pPr>
+        <w:spacing w:after="10"/>
+        <w:ind w:left="170"/>
+      </w:pPr>
+      <w:r>
+        <w:rPr>
+          <w:b w:val="0"/>
+          <w:i w:val="0"/>
+          <w:sz w:val="20"/>
+          <w:u w:val="none"/>
+        </w:rPr>
+        <w:t xml:space="preserve">① This is the first train that </w:t>
+      </w:r>
+      <w:r>
+        <w:rPr>
+          <w:b w:val="0"/>
+          <w:i w:val="0"/>
+          <w:sz w:val="20"/>
+          <w:u w:val="single"/>
+        </w:rPr>
+        <w:t>it is</w:t>
+      </w:r>
+      <w:r>
+        <w:rPr>
+          <w:b w:val="0"/>
+          <w:i w:val="0"/>
+          <w:sz w:val="20"/>
+          <w:u w:val="none"/>
+        </w:rPr>
+        <w:t xml:space="preserve"> scheduled to depart today. → is</w:t>
+      </w:r>
+    </w:p>
+    <w:p>
+      <w:pPr>
+        <w:spacing w:after="10"/>
+        <w:ind w:left="170"/>
+      </w:pPr>
+      <w:r>
+        <w:rPr>
+          <w:b w:val="0"/>
+          <w:i w:val="0"/>
+          <w:sz w:val="20"/>
+          <w:u w:val="none"/>
+        </w:rPr>
+        <w:t xml:space="preserve">② The two dictionaries that I bought yesterday </w:t>
+      </w:r>
+      <w:r>
+        <w:rPr>
+          <w:b w:val="0"/>
+          <w:i w:val="0"/>
+          <w:sz w:val="20"/>
+          <w:u w:val="single"/>
+        </w:rPr>
+        <w:t>is</w:t>
+      </w:r>
+      <w:r>
+        <w:rPr>
+          <w:b w:val="0"/>
+          <w:i w:val="0"/>
+          <w:sz w:val="20"/>
+          <w:u w:val="none"/>
+        </w:rPr>
+        <w:t xml:space="preserve"> useful. → are</w:t>
+      </w:r>
+    </w:p>
+    <w:p>
+      <w:pPr>
+        <w:spacing w:after="10"/>
+        <w:ind w:left="170"/>
+      </w:pPr>
+      <w:r>
+        <w:rPr>
+          <w:b w:val="0"/>
+          <w:i w:val="0"/>
+          <w:sz w:val="20"/>
+          <w:u w:val="none"/>
+        </w:rPr>
+        <w:t xml:space="preserve">③ Annie </w:t>
+      </w:r>
+      <w:r>
+        <w:rPr>
+          <w:b w:val="0"/>
+          <w:i w:val="0"/>
+          <w:sz w:val="20"/>
+          <w:u w:val="single"/>
+        </w:rPr>
+        <w:t>was sometimes used to</w:t>
+      </w:r>
+      <w:r>
+        <w:rPr>
+          <w:b w:val="0"/>
+          <w:i w:val="0"/>
+          <w:sz w:val="20"/>
+          <w:u w:val="none"/>
+        </w:rPr>
+        <w:t xml:space="preserve"> walk to school. → sometimes used to</w:t>
+      </w:r>
+    </w:p>
+    <w:p>
+      <w:pPr>
+        <w:spacing w:after="10"/>
+        <w:ind w:left="170"/>
+      </w:pPr>
+      <w:r>
+        <w:rPr>
+          <w:b w:val="0"/>
+          <w:i w:val="0"/>
+          <w:sz w:val="20"/>
+          <w:u w:val="none"/>
+        </w:rPr>
+        <w:t xml:space="preserve">④ At the end of the day, I heard my school band </w:t>
+      </w:r>
+      <w:r>
+        <w:rPr>
+          <w:b w:val="0"/>
+          <w:i w:val="0"/>
+          <w:sz w:val="20"/>
+          <w:u w:val="single"/>
+        </w:rPr>
+        <w:t>to sing</w:t>
+      </w:r>
+      <w:r>
+        <w:rPr>
+          <w:b w:val="0"/>
+          <w:i w:val="0"/>
+          <w:sz w:val="20"/>
+          <w:u w:val="none"/>
+        </w:rPr>
+        <w:t xml:space="preserve"> songs. → sang</w:t>
+      </w:r>
+    </w:p>
+    <w:p>
+      <w:pPr>
+        <w:spacing w:after="10"/>
+        <w:ind w:left="170"/>
+      </w:pPr>
+      <w:r>
+        <w:rPr>
+          <w:b w:val="0"/>
+          <w:i w:val="0"/>
+          <w:sz w:val="20"/>
+          <w:u w:val="none"/>
+        </w:rPr>
+        <w:t xml:space="preserve">⑤ She saw him </w:t>
+      </w:r>
+      <w:r>
+        <w:rPr>
+          <w:b w:val="0"/>
+          <w:i w:val="0"/>
+          <w:sz w:val="20"/>
+          <w:u w:val="single"/>
+        </w:rPr>
+        <w:t>ran</w:t>
+      </w:r>
+      <w:r>
+        <w:rPr>
+          <w:b w:val="0"/>
+          <w:i w:val="0"/>
+          <w:sz w:val="20"/>
+          <w:u w:val="none"/>
+        </w:rPr>
+        <w:t xml:space="preserve"> across the street. → running</w:t>
+      </w:r>
+    </w:p>
+    <w:p>
+      <w:pPr>
+        <w:spacing w:after="20" w:before="50"/>
+      </w:pPr>
+      <w:r>
+        <w:rPr>
+          <w:b/>
+          <w:i w:val="0"/>
+          <w:color w:val="1F3864"/>
+          <w:sz w:val="20"/>
+          <w:u w:val="none"/>
+        </w:rPr>
+        <w:t xml:space="preserve">18. </w:t>
+      </w:r>
+      <w:r>
+        <w:rPr>
+          <w:b w:val="0"/>
+          <w:i w:val="0"/>
+          <w:sz w:val="20"/>
+          <w:u w:val="none"/>
+        </w:rPr>
+        <w:t xml:space="preserve">[서술형] 다음 문장을 </w:t>
+      </w:r>
+      <w:r>
+        <w:rPr>
+          <w:b/>
+          <w:i w:val="0"/>
+          <w:sz w:val="20"/>
+          <w:u w:val="none"/>
+        </w:rPr>
+        <w:t>so ~ that</w:t>
+      </w:r>
+      <w:r>
+        <w:rPr>
+          <w:b w:val="0"/>
+          <w:i w:val="0"/>
+          <w:sz w:val="20"/>
+          <w:u w:val="none"/>
+        </w:rPr>
+        <w:t xml:space="preserve"> 구문을 사용하여 같은 의미가 되도록 바꿔 쓰시오. </w:t>
       </w:r>
       <w:r>
         <w:rPr>
@@ -2019,7 +2853,7 @@
           <w:sz w:val="20"/>
           <w:u w:val="none"/>
         </w:rPr>
-        <w:t>나는 그가 노래를 부르는 것을 들었다. ( heard / I / him / sing / a song )</w:t>
+        <w:t>We had to stay at home because it rained very hard.</w:t>
       </w:r>
     </w:p>
     <w:p>
@@ -2034,22 +2868,7 @@
           <w:sz w:val="20"/>
           <w:u w:val="none"/>
         </w:rPr>
-        <w:t>→ ________________________________</w:t>
-      </w:r>
-    </w:p>
-    <w:p>
-      <w:pPr>
-        <w:spacing w:after="30" w:before="100"/>
-      </w:pPr>
-      <w:r>
-        <w:rPr>
-          <w:b/>
-          <w:i w:val="0"/>
-          <w:color w:val="1F3864"/>
-          <w:sz w:val="21"/>
-          <w:u w:val="none"/>
-        </w:rPr>
-        <w:t>■ [16~20] 6-⑥ so ~ that</w:t>
+        <w:t>→ ______________________________</w:t>
       </w:r>
     </w:p>
     <w:p>
@@ -2064,7 +2883,7 @@
           <w:sz w:val="20"/>
           <w:u w:val="none"/>
         </w:rPr>
-        <w:t xml:space="preserve">16. </w:t>
+        <w:t xml:space="preserve">19. </w:t>
       </w:r>
       <w:r>
         <w:rPr>
@@ -2073,7 +2892,16 @@
           <w:sz w:val="20"/>
           <w:u w:val="none"/>
         </w:rPr>
-        <w:t xml:space="preserve">다음 빈칸에 들어갈 말로 알맞은 것은? </w:t>
+        <w:t xml:space="preserve">[서술형 ★배열영작] 우리말과 같도록 주어진 단어를 </w:t>
+      </w:r>
+      <w:r>
+        <w:rPr>
+          <w:b/>
+          <w:i w:val="0"/>
+          <w:sz w:val="20"/>
+          <w:u w:val="none"/>
+        </w:rPr>
+        <w:t>모두</w:t>
       </w:r>
       <w:r>
         <w:rPr>
@@ -2082,7 +2910,34 @@
           <w:sz w:val="20"/>
           <w:u w:val="none"/>
         </w:rPr>
-        <w:t>(3점)</w:t>
+        <w:t xml:space="preserve"> 배열하여 쓰고, 같은 뜻의 문장을 </w:t>
+      </w:r>
+      <w:r>
+        <w:rPr>
+          <w:b/>
+          <w:i w:val="0"/>
+          <w:sz w:val="20"/>
+          <w:u w:val="none"/>
+        </w:rPr>
+        <w:t>전치사를 관계대명사 앞에 두어</w:t>
+      </w:r>
+      <w:r>
+        <w:rPr>
+          <w:b w:val="0"/>
+          <w:i w:val="0"/>
+          <w:sz w:val="20"/>
+          <w:u w:val="none"/>
+        </w:rPr>
+        <w:t xml:space="preserve"> 다시 쓰시오. </w:t>
+      </w:r>
+      <w:r>
+        <w:rPr>
+          <w:b w:val="0"/>
+          <w:i w:val="0"/>
+          <w:sz w:val="20"/>
+          <w:u w:val="none"/>
+        </w:rPr>
+        <w:t>(4점)</w:t>
       </w:r>
     </w:p>
     <w:p>
@@ -2104,7 +2959,19 @@
           <w:sz w:val="20"/>
           <w:u w:val="none"/>
         </w:rPr>
-        <w:t>He studied ________ hard that he was able to teach in Korean.</w:t>
+        <w:t>나는 함께 일했던 몇몇 사람들을 믿을 수 없었다.</w:t>
+      </w:r>
+      <w:r>
+        <w:br/>
+      </w:r>
+      <w:r>
+        <w:rPr>
+          <w:b w:val="0"/>
+          <w:i w:val="0"/>
+          <w:sz w:val="20"/>
+          <w:u w:val="none"/>
+        </w:rPr>
+        <w:t>( with / some / I / trust / people / worked / whom / couldn't / I )</w:t>
       </w:r>
     </w:p>
     <w:p>
@@ -2119,7 +2986,19 @@
           <w:sz w:val="20"/>
           <w:u w:val="none"/>
         </w:rPr>
-        <w:t>① too    ② so    ③ such    ④ very    ⑤ enough</w:t>
+        <w:t>(1) ______________________________</w:t>
+      </w:r>
+      <w:r>
+        <w:br/>
+      </w:r>
+      <w:r>
+        <w:rPr>
+          <w:b w:val="0"/>
+          <w:i w:val="0"/>
+          <w:sz w:val="20"/>
+          <w:u w:val="none"/>
+        </w:rPr>
+        <w:t>(2) ______________________________</w:t>
       </w:r>
     </w:p>
     <w:p>
@@ -2134,7 +3013,7 @@
           <w:sz w:val="20"/>
           <w:u w:val="none"/>
         </w:rPr>
-        <w:t xml:space="preserve">17. </w:t>
+        <w:t xml:space="preserve">20. </w:t>
       </w:r>
       <w:r>
         <w:rPr>
@@ -2143,7 +3022,7 @@
           <w:sz w:val="20"/>
           <w:u w:val="none"/>
         </w:rPr>
-        <w:t xml:space="preserve">다음 문장과 의미가 같은 것은? </w:t>
+        <w:t xml:space="preserve">[서술형] 우리말과 같도록 괄호 안의 단어를 활용하여 문장을 쓰시오. (필요하면 형태를 바꿀 것) </w:t>
       </w:r>
       <w:r>
         <w:rPr>
@@ -2152,7 +3031,7 @@
           <w:sz w:val="20"/>
           <w:u w:val="none"/>
         </w:rPr>
-        <w:t>(4점)</w:t>
+        <w:t>(3점)</w:t>
       </w:r>
     </w:p>
     <w:p>
@@ -2174,14 +3053,11 @@
           <w:sz w:val="20"/>
           <w:u w:val="none"/>
         </w:rPr>
-        <w:t>The box was so heavy that I couldn't lift it.</w:t>
-      </w:r>
-    </w:p>
-    <w:p>
-      <w:pPr>
-        <w:spacing w:after="10"/>
-        <w:ind w:left="170"/>
-      </w:pPr>
+        <w:t>(1) 나는 Noah가 그의 남동생과 함께 아이스크림을 먹고 있는 것을 보았다. (see, eat, ice cream, with)</w:t>
+      </w:r>
+      <w:r>
+        <w:br/>
+      </w:r>
       <w:r>
         <w:rPr>
           <w:b w:val="0"/>
@@ -2189,288 +3065,7 @@
           <w:sz w:val="20"/>
           <w:u w:val="none"/>
         </w:rPr>
-        <w:t>① The box was too heavy for me to lift.</w:t>
-      </w:r>
-    </w:p>
-    <w:p>
-      <w:pPr>
-        <w:spacing w:after="10"/>
-        <w:ind w:left="170"/>
-      </w:pPr>
-      <w:r>
-        <w:rPr>
-          <w:b w:val="0"/>
-          <w:i w:val="0"/>
-          <w:sz w:val="20"/>
-          <w:u w:val="none"/>
-        </w:rPr>
-        <w:t>② The box was heavy enough for me to lift.</w:t>
-      </w:r>
-    </w:p>
-    <w:p>
-      <w:pPr>
-        <w:spacing w:after="10"/>
-        <w:ind w:left="170"/>
-      </w:pPr>
-      <w:r>
-        <w:rPr>
-          <w:b w:val="0"/>
-          <w:i w:val="0"/>
-          <w:sz w:val="20"/>
-          <w:u w:val="none"/>
-        </w:rPr>
-        <w:t>③ The box was so heavy that I could lift it.</w:t>
-      </w:r>
-    </w:p>
-    <w:p>
-      <w:pPr>
-        <w:spacing w:after="10"/>
-        <w:ind w:left="170"/>
-      </w:pPr>
-      <w:r>
-        <w:rPr>
-          <w:b w:val="0"/>
-          <w:i w:val="0"/>
-          <w:sz w:val="20"/>
-          <w:u w:val="none"/>
-        </w:rPr>
-        <w:t>④ The box was not heavy, so I lifted it.</w:t>
-      </w:r>
-    </w:p>
-    <w:p>
-      <w:pPr>
-        <w:spacing w:after="10"/>
-        <w:ind w:left="170"/>
-      </w:pPr>
-      <w:r>
-        <w:rPr>
-          <w:b w:val="0"/>
-          <w:i w:val="0"/>
-          <w:sz w:val="20"/>
-          <w:u w:val="none"/>
-        </w:rPr>
-        <w:t>⑤ The box was too heavy to lift it by me.</w:t>
-      </w:r>
-    </w:p>
-    <w:p>
-      <w:pPr>
-        <w:spacing w:after="20" w:before="50"/>
-      </w:pPr>
-      <w:r>
-        <w:rPr>
-          <w:b/>
-          <w:i w:val="0"/>
-          <w:color w:val="1F3864"/>
-          <w:sz w:val="20"/>
-          <w:u w:val="none"/>
-        </w:rPr>
-        <w:t xml:space="preserve">18. </w:t>
-      </w:r>
-      <w:r>
-        <w:rPr>
-          <w:b w:val="0"/>
-          <w:i w:val="0"/>
-          <w:sz w:val="20"/>
-          <w:u w:val="none"/>
-        </w:rPr>
-        <w:t xml:space="preserve">다음 두 문장을 한 문장으로 바르게 바꾼 것은? </w:t>
-      </w:r>
-      <w:r>
-        <w:rPr>
-          <w:b w:val="0"/>
-          <w:i w:val="0"/>
-          <w:sz w:val="20"/>
-          <w:u w:val="none"/>
-        </w:rPr>
-        <w:t>(3점)</w:t>
-      </w:r>
-    </w:p>
-    <w:p>
-      <w:pPr>
-        <w:spacing w:after="30"/>
-        <w:ind w:left="57" w:right="57"/>
-        <w:pBdr>
-          <w:top w:val="single" w:sz="4" w:space="3" w:color="8DA2C4"/>
-          <w:left w:val="single" w:sz="4" w:space="3" w:color="8DA2C4"/>
-          <w:bottom w:val="single" w:sz="4" w:space="3" w:color="8DA2C4"/>
-          <w:right w:val="single" w:sz="4" w:space="3" w:color="8DA2C4"/>
-        </w:pBdr>
-        <w:shd w:val="clear" w:color="auto" w:fill="F7F9FC"/>
-      </w:pPr>
-      <w:r>
-        <w:rPr>
-          <w:b w:val="0"/>
-          <w:i w:val="0"/>
-          <w:sz w:val="20"/>
-          <w:u w:val="none"/>
-        </w:rPr>
-        <w:t>It was very cold. We stayed home.</w:t>
-      </w:r>
-    </w:p>
-    <w:p>
-      <w:pPr>
-        <w:spacing w:after="10"/>
-        <w:ind w:left="170"/>
-      </w:pPr>
-      <w:r>
-        <w:rPr>
-          <w:b w:val="0"/>
-          <w:i w:val="0"/>
-          <w:sz w:val="20"/>
-          <w:u w:val="none"/>
-        </w:rPr>
-        <w:t>① It was so cold that we stayed home.</w:t>
-      </w:r>
-    </w:p>
-    <w:p>
-      <w:pPr>
-        <w:spacing w:after="10"/>
-        <w:ind w:left="170"/>
-      </w:pPr>
-      <w:r>
-        <w:rPr>
-          <w:b w:val="0"/>
-          <w:i w:val="0"/>
-          <w:sz w:val="20"/>
-          <w:u w:val="none"/>
-        </w:rPr>
-        <w:t>② It was too cold that we stayed home.</w:t>
-      </w:r>
-    </w:p>
-    <w:p>
-      <w:pPr>
-        <w:spacing w:after="10"/>
-        <w:ind w:left="170"/>
-      </w:pPr>
-      <w:r>
-        <w:rPr>
-          <w:b w:val="0"/>
-          <w:i w:val="0"/>
-          <w:sz w:val="20"/>
-          <w:u w:val="none"/>
-        </w:rPr>
-        <w:t>③ It was such cold that we stayed home.</w:t>
-      </w:r>
-    </w:p>
-    <w:p>
-      <w:pPr>
-        <w:spacing w:after="10"/>
-        <w:ind w:left="170"/>
-      </w:pPr>
-      <w:r>
-        <w:rPr>
-          <w:b w:val="0"/>
-          <w:i w:val="0"/>
-          <w:sz w:val="20"/>
-          <w:u w:val="none"/>
-        </w:rPr>
-        <w:t>④ It was so cold to stay home.</w:t>
-      </w:r>
-    </w:p>
-    <w:p>
-      <w:pPr>
-        <w:spacing w:after="10"/>
-        <w:ind w:left="170"/>
-      </w:pPr>
-      <w:r>
-        <w:rPr>
-          <w:b w:val="0"/>
-          <w:i w:val="0"/>
-          <w:sz w:val="20"/>
-          <w:u w:val="none"/>
-        </w:rPr>
-        <w:t>⑤ It was cold so that we stayed home.</w:t>
-      </w:r>
-    </w:p>
-    <w:p>
-      <w:pPr>
-        <w:spacing w:after="20" w:before="50"/>
-      </w:pPr>
-      <w:r>
-        <w:rPr>
-          <w:b/>
-          <w:i w:val="0"/>
-          <w:color w:val="1F3864"/>
-          <w:sz w:val="20"/>
-          <w:u w:val="none"/>
-        </w:rPr>
-        <w:t xml:space="preserve">19. </w:t>
-      </w:r>
-      <w:r>
-        <w:rPr>
-          <w:b w:val="0"/>
-          <w:i w:val="0"/>
-          <w:sz w:val="20"/>
-          <w:u w:val="none"/>
-        </w:rPr>
-        <w:t xml:space="preserve">다음 문장에서 어법상 </w:t>
-      </w:r>
-      <w:r>
-        <w:rPr>
-          <w:b/>
-          <w:i w:val="0"/>
-          <w:sz w:val="20"/>
-          <w:u w:val="none"/>
-        </w:rPr>
-        <w:t>틀린</w:t>
-      </w:r>
-      <w:r>
-        <w:rPr>
-          <w:b w:val="0"/>
-          <w:i w:val="0"/>
-          <w:sz w:val="20"/>
-          <w:u w:val="none"/>
-        </w:rPr>
-        <w:t xml:space="preserve"> 부분을 </w:t>
-      </w:r>
-      <w:r>
-        <w:rPr>
-          <w:b/>
-          <w:i w:val="0"/>
-          <w:sz w:val="20"/>
-          <w:u w:val="none"/>
-        </w:rPr>
-        <w:t>두 군데</w:t>
-      </w:r>
-      <w:r>
-        <w:rPr>
-          <w:b w:val="0"/>
-          <w:i w:val="0"/>
-          <w:sz w:val="20"/>
-          <w:u w:val="none"/>
-        </w:rPr>
-        <w:t xml:space="preserve"> 찾아 고쳐 쓰시오. </w:t>
-      </w:r>
-      <w:r>
-        <w:rPr>
-          <w:b w:val="0"/>
-          <w:i w:val="0"/>
-          <w:sz w:val="20"/>
-          <w:u w:val="none"/>
-        </w:rPr>
-        <w:t>(4점)</w:t>
-      </w:r>
-    </w:p>
-    <w:p>
-      <w:pPr>
-        <w:spacing w:after="30"/>
-        <w:ind w:left="57" w:right="57"/>
-        <w:pBdr>
-          <w:top w:val="single" w:sz="4" w:space="3" w:color="8DA2C4"/>
-          <w:left w:val="single" w:sz="4" w:space="3" w:color="8DA2C4"/>
-          <w:bottom w:val="single" w:sz="4" w:space="3" w:color="8DA2C4"/>
-          <w:right w:val="single" w:sz="4" w:space="3" w:color="8DA2C4"/>
-        </w:pBdr>
-        <w:shd w:val="clear" w:color="auto" w:fill="F7F9FC"/>
-      </w:pPr>
-      <w:r>
-        <w:rPr>
-          <w:b w:val="0"/>
-          <w:i w:val="0"/>
-          <w:sz w:val="20"/>
-          <w:u w:val="none"/>
-        </w:rPr>
-        <w:t>I was very tired that I went to bed early. I saw my brother to play games.</w:t>
+        <w:t>(2) 그녀는 자신의 차가 주유소에서 세차되는 것을 보았다. (see, car, wash, gas station)</w:t>
       </w:r>
     </w:p>
     <w:p>
@@ -2485,77 +3080,19 @@
           <w:sz w:val="20"/>
           <w:u w:val="none"/>
         </w:rPr>
-        <w:t>(1) ______ → ______ (2) ______ → ______</w:t>
-      </w:r>
-    </w:p>
-    <w:p>
-      <w:pPr>
-        <w:spacing w:after="20" w:before="50"/>
-      </w:pPr>
-      <w:r>
-        <w:rPr>
-          <w:b/>
-          <w:i w:val="0"/>
-          <w:color w:val="1F3864"/>
+        <w:t>(1) ______________________________</w:t>
+      </w:r>
+      <w:r>
+        <w:br/>
+      </w:r>
+      <w:r>
+        <w:rPr>
+          <w:b w:val="0"/>
+          <w:i w:val="0"/>
           <w:sz w:val="20"/>
           <w:u w:val="none"/>
         </w:rPr>
-        <w:t xml:space="preserve">20. </w:t>
-      </w:r>
-      <w:r>
-        <w:rPr>
-          <w:b w:val="0"/>
-          <w:i w:val="0"/>
-          <w:sz w:val="20"/>
-          <w:u w:val="none"/>
-        </w:rPr>
-        <w:t xml:space="preserve">so ~ that을 이용해 우리말을 영작하시오. </w:t>
-      </w:r>
-      <w:r>
-        <w:rPr>
-          <w:b w:val="0"/>
-          <w:i w:val="0"/>
-          <w:sz w:val="20"/>
-          <w:u w:val="none"/>
-        </w:rPr>
-        <w:t>(3점)</w:t>
-      </w:r>
-    </w:p>
-    <w:p>
-      <w:pPr>
-        <w:spacing w:after="30"/>
-        <w:ind w:left="57" w:right="57"/>
-        <w:pBdr>
-          <w:top w:val="single" w:sz="4" w:space="3" w:color="8DA2C4"/>
-          <w:left w:val="single" w:sz="4" w:space="3" w:color="8DA2C4"/>
-          <w:bottom w:val="single" w:sz="4" w:space="3" w:color="8DA2C4"/>
-          <w:right w:val="single" w:sz="4" w:space="3" w:color="8DA2C4"/>
-        </w:pBdr>
-        <w:shd w:val="clear" w:color="auto" w:fill="F7F9FC"/>
-      </w:pPr>
-      <w:r>
-        <w:rPr>
-          <w:b w:val="0"/>
-          <w:i w:val="0"/>
-          <w:sz w:val="20"/>
-          <w:u w:val="none"/>
-        </w:rPr>
-        <w:t>그 영화는 너무 재미있어서 나는 그것을 세 번 봤다. (the movie, interesting, three times)</w:t>
-      </w:r>
-    </w:p>
-    <w:p>
-      <w:pPr>
-        <w:spacing w:after="30"/>
-        <w:ind w:left="170"/>
-      </w:pPr>
-      <w:r>
-        <w:rPr>
-          <w:b w:val="0"/>
-          <w:i w:val="0"/>
-          <w:sz w:val="20"/>
-          <w:u w:val="none"/>
-        </w:rPr>
-        <w:t>→ ________________________________</w:t>
+        <w:t>(2) ______________________________</w:t>
       </w:r>
     </w:p>
     <w:p>
@@ -2605,7 +3142,7 @@
           <w:sz w:val="18"/>
           <w:u w:val="none"/>
         </w:rPr>
-        <w:t xml:space="preserve"> ②</w:t>
+        <w:t xml:space="preserve"> ①</w:t>
       </w:r>
       <w:r>
         <w:rPr>
@@ -2634,7 +3171,7 @@
           <w:sz w:val="18"/>
           <w:u w:val="none"/>
         </w:rPr>
-        <w:t xml:space="preserve"> ②</w:t>
+        <w:t xml:space="preserve"> ③, ④, ⑤</w:t>
       </w:r>
       <w:r>
         <w:rPr>
@@ -2663,7 +3200,7 @@
           <w:sz w:val="18"/>
           <w:u w:val="none"/>
         </w:rPr>
-        <w:t xml:space="preserve"> ①, ④, ⑤</w:t>
+        <w:t xml:space="preserve"> ⑤</w:t>
       </w:r>
       <w:r>
         <w:rPr>
@@ -2692,7 +3229,7 @@
           <w:sz w:val="18"/>
           <w:u w:val="none"/>
         </w:rPr>
-        <w:t xml:space="preserve"> ②</w:t>
+        <w:t xml:space="preserve"> ③</w:t>
       </w:r>
       <w:r>
         <w:rPr>
@@ -2721,7 +3258,7 @@
           <w:sz w:val="18"/>
           <w:u w:val="none"/>
         </w:rPr>
-        <w:t xml:space="preserve"> This is the gum painting (that/which) Wilson painted yesterday.</w:t>
+        <w:t xml:space="preserve"> ①</w:t>
       </w:r>
       <w:r>
         <w:rPr>
@@ -2750,7 +3287,7 @@
           <w:sz w:val="18"/>
           <w:u w:val="none"/>
         </w:rPr>
-        <w:t xml:space="preserve"> ②</w:t>
+        <w:t xml:space="preserve"> (1) The movie I'm interested in is directed by Spielberg. (2) The movie in which I'm interested is directed by Spielberg.</w:t>
       </w:r>
       <w:r>
         <w:rPr>
@@ -2808,7 +3345,7 @@
           <w:sz w:val="18"/>
           <w:u w:val="none"/>
         </w:rPr>
-        <w:t xml:space="preserve"> ③</w:t>
+        <w:t xml:space="preserve"> ②</w:t>
       </w:r>
       <w:r>
         <w:rPr>
@@ -2837,7 +3374,7 @@
           <w:sz w:val="18"/>
           <w:u w:val="none"/>
         </w:rPr>
-        <w:t xml:space="preserve"> ②</w:t>
+        <w:t xml:space="preserve"> ①</w:t>
       </w:r>
       <w:r>
         <w:rPr>
@@ -2866,7 +3403,7 @@
           <w:sz w:val="18"/>
           <w:u w:val="none"/>
         </w:rPr>
-        <w:t xml:space="preserve"> I used to ride a bike every morning.</w:t>
+        <w:t xml:space="preserve"> ②</w:t>
       </w:r>
       <w:r>
         <w:rPr>
@@ -2895,7 +3432,7 @@
           <w:sz w:val="18"/>
           <w:u w:val="none"/>
         </w:rPr>
-        <w:t xml:space="preserve"> ①, ③, ⑤</w:t>
+        <w:t xml:space="preserve"> ②, ④, ⑤</w:t>
       </w:r>
       <w:r>
         <w:rPr>
@@ -2924,7 +3461,7 @@
           <w:sz w:val="18"/>
           <w:u w:val="none"/>
         </w:rPr>
-        <w:t xml:space="preserve"> ④</w:t>
+        <w:t xml:space="preserve"> ②</w:t>
       </w:r>
       <w:r>
         <w:rPr>
@@ -2953,7 +3490,7 @@
           <w:sz w:val="18"/>
           <w:u w:val="none"/>
         </w:rPr>
-        <w:t xml:space="preserve"> ①</w:t>
+        <w:t xml:space="preserve"> plays → play(ing) / jumped → jump(ing) / to sing → sing(ing)</w:t>
       </w:r>
       <w:r>
         <w:rPr>
@@ -2982,7 +3519,7 @@
           <w:sz w:val="18"/>
           <w:u w:val="none"/>
         </w:rPr>
-        <w:t xml:space="preserve"> ②, ④</w:t>
+        <w:t xml:space="preserve"> ⑤</w:t>
       </w:r>
       <w:r>
         <w:rPr>
@@ -3011,7 +3548,7 @@
           <w:sz w:val="18"/>
           <w:u w:val="none"/>
         </w:rPr>
-        <w:t xml:space="preserve"> I heard him sing a song.</w:t>
+        <w:t xml:space="preserve"> ③</w:t>
       </w:r>
       <w:r>
         <w:rPr>
@@ -3040,7 +3577,7 @@
           <w:sz w:val="18"/>
           <w:u w:val="none"/>
         </w:rPr>
-        <w:t xml:space="preserve"> ②</w:t>
+        <w:t xml:space="preserve"> ①, ③, ⑤</w:t>
       </w:r>
       <w:r>
         <w:rPr>
@@ -3069,7 +3606,7 @@
           <w:sz w:val="18"/>
           <w:u w:val="none"/>
         </w:rPr>
-        <w:t xml:space="preserve"> ①</w:t>
+        <w:t xml:space="preserve"> ④</w:t>
       </w:r>
       <w:r>
         <w:rPr>
@@ -3098,7 +3635,7 @@
           <w:sz w:val="18"/>
           <w:u w:val="none"/>
         </w:rPr>
-        <w:t xml:space="preserve"> ①</w:t>
+        <w:t xml:space="preserve"> It rained so hard that we had to stay at home.</w:t>
       </w:r>
       <w:r>
         <w:rPr>
@@ -3127,7 +3664,7 @@
           <w:sz w:val="18"/>
           <w:u w:val="none"/>
         </w:rPr>
-        <w:t xml:space="preserve"> (1) very → so (2) to play → play(playing)</w:t>
+        <w:t xml:space="preserve"> (1) I couldn't trust some people whom I worked with. (2) I couldn't trust some people with whom I worked.</w:t>
       </w:r>
       <w:r>
         <w:rPr>
@@ -3156,7 +3693,7 @@
           <w:sz w:val="18"/>
           <w:u w:val="none"/>
         </w:rPr>
-        <w:t xml:space="preserve"> The movie was so interesting that I watched[saw] it three times.</w:t>
+        <w:t xml:space="preserve"> (1) I saw Noah eating ice cream with his brother. (2) She saw her car washed at the gas station.</w:t>
       </w:r>
     </w:p>
     <w:sectPr>

--- a/mokdong2/2fin/word/md2s2_grammar_test_exam.docx
+++ b/mokdong2/2fin/word/md2s2_grammar_test_exam.docx
@@ -19,10 +19,10 @@
     </w:p>
     <w:p>
       <w:pPr>
-        <w:spacing w:after="80"/>
         <w:pBdr>
           <w:bottom w:val="single" w:sz="8" w:space="2" w:color="1F3864"/>
         </w:pBdr>
+        <w:spacing w:after="80"/>
       </w:pPr>
       <w:r>
         <w:rPr>
@@ -486,8 +486,6 @@
     </w:p>
     <w:p>
       <w:pPr>
-        <w:spacing w:after="30"/>
-        <w:ind w:left="57" w:right="57"/>
         <w:pBdr>
           <w:top w:val="single" w:sz="4" w:space="3" w:color="8DA2C4"/>
           <w:left w:val="single" w:sz="4" w:space="3" w:color="8DA2C4"/>
@@ -495,6 +493,8 @@
           <w:right w:val="single" w:sz="4" w:space="3" w:color="8DA2C4"/>
         </w:pBdr>
         <w:shd w:val="clear" w:color="auto" w:fill="F7F9FC"/>
+        <w:spacing w:after="30"/>
+        <w:ind w:left="57" w:right="57"/>
       </w:pPr>
       <w:r>
         <w:rPr>
@@ -634,8 +634,6 @@
     </w:p>
     <w:p>
       <w:pPr>
-        <w:spacing w:after="30"/>
-        <w:ind w:left="57" w:right="57"/>
         <w:pBdr>
           <w:top w:val="single" w:sz="4" w:space="3" w:color="8DA2C4"/>
           <w:left w:val="single" w:sz="4" w:space="3" w:color="8DA2C4"/>
@@ -643,6 +641,8 @@
           <w:right w:val="single" w:sz="4" w:space="3" w:color="8DA2C4"/>
         </w:pBdr>
         <w:shd w:val="clear" w:color="auto" w:fill="F7F9FC"/>
+        <w:spacing w:after="30"/>
+        <w:ind w:left="57" w:right="57"/>
       </w:pPr>
       <w:r>
         <w:rPr>
@@ -920,8 +920,6 @@
     </w:p>
     <w:p>
       <w:pPr>
-        <w:spacing w:after="30"/>
-        <w:ind w:left="57" w:right="57"/>
         <w:pBdr>
           <w:top w:val="single" w:sz="4" w:space="3" w:color="8DA2C4"/>
           <w:left w:val="single" w:sz="4" w:space="3" w:color="8DA2C4"/>
@@ -929,6 +927,8 @@
           <w:right w:val="single" w:sz="4" w:space="3" w:color="8DA2C4"/>
         </w:pBdr>
         <w:shd w:val="clear" w:color="auto" w:fill="F7F9FC"/>
+        <w:spacing w:after="30"/>
+        <w:ind w:left="57" w:right="57"/>
       </w:pPr>
       <w:r>
         <w:rPr>
@@ -1275,8 +1275,6 @@
     </w:p>
     <w:p>
       <w:pPr>
-        <w:spacing w:after="30"/>
-        <w:ind w:left="57" w:right="57"/>
         <w:pBdr>
           <w:top w:val="single" w:sz="4" w:space="3" w:color="8DA2C4"/>
           <w:left w:val="single" w:sz="4" w:space="3" w:color="8DA2C4"/>
@@ -1284,6 +1282,8 @@
           <w:right w:val="single" w:sz="4" w:space="3" w:color="8DA2C4"/>
         </w:pBdr>
         <w:shd w:val="clear" w:color="auto" w:fill="F7F9FC"/>
+        <w:spacing w:after="30"/>
+        <w:ind w:left="57" w:right="57"/>
       </w:pPr>
       <w:r>
         <w:rPr>
@@ -1570,8 +1570,6 @@
     </w:p>
     <w:p>
       <w:pPr>
-        <w:spacing w:after="30"/>
-        <w:ind w:left="57" w:right="57"/>
         <w:pBdr>
           <w:top w:val="single" w:sz="4" w:space="3" w:color="8DA2C4"/>
           <w:left w:val="single" w:sz="4" w:space="3" w:color="8DA2C4"/>
@@ -1579,6 +1577,8 @@
           <w:right w:val="single" w:sz="4" w:space="3" w:color="8DA2C4"/>
         </w:pBdr>
         <w:shd w:val="clear" w:color="auto" w:fill="F7F9FC"/>
+        <w:spacing w:after="30"/>
+        <w:ind w:left="57" w:right="57"/>
       </w:pPr>
       <w:r>
         <w:rPr>
@@ -1868,8 +1868,6 @@
     </w:p>
     <w:p>
       <w:pPr>
-        <w:spacing w:after="30"/>
-        <w:ind w:left="57" w:right="57"/>
         <w:pBdr>
           <w:top w:val="single" w:sz="4" w:space="3" w:color="8DA2C4"/>
           <w:left w:val="single" w:sz="4" w:space="3" w:color="8DA2C4"/>
@@ -1877,6 +1875,8 @@
           <w:right w:val="single" w:sz="4" w:space="3" w:color="8DA2C4"/>
         </w:pBdr>
         <w:shd w:val="clear" w:color="auto" w:fill="F7F9FC"/>
+        <w:spacing w:after="30"/>
+        <w:ind w:left="57" w:right="57"/>
       </w:pPr>
       <w:r>
         <w:rPr>
@@ -2046,8 +2046,6 @@
     </w:p>
     <w:p>
       <w:pPr>
-        <w:spacing w:after="30"/>
-        <w:ind w:left="57" w:right="57"/>
         <w:pBdr>
           <w:top w:val="single" w:sz="4" w:space="3" w:color="8DA2C4"/>
           <w:left w:val="single" w:sz="4" w:space="3" w:color="8DA2C4"/>
@@ -2055,6 +2053,8 @@
           <w:right w:val="single" w:sz="4" w:space="3" w:color="8DA2C4"/>
         </w:pBdr>
         <w:shd w:val="clear" w:color="auto" w:fill="F7F9FC"/>
+        <w:spacing w:after="30"/>
+        <w:ind w:left="57" w:right="57"/>
       </w:pPr>
       <w:r>
         <w:rPr>
@@ -2836,8 +2836,6 @@
     </w:p>
     <w:p>
       <w:pPr>
-        <w:spacing w:after="30"/>
-        <w:ind w:left="57" w:right="57"/>
         <w:pBdr>
           <w:top w:val="single" w:sz="4" w:space="3" w:color="8DA2C4"/>
           <w:left w:val="single" w:sz="4" w:space="3" w:color="8DA2C4"/>
@@ -2845,6 +2843,8 @@
           <w:right w:val="single" w:sz="4" w:space="3" w:color="8DA2C4"/>
         </w:pBdr>
         <w:shd w:val="clear" w:color="auto" w:fill="F7F9FC"/>
+        <w:spacing w:after="30"/>
+        <w:ind w:left="57" w:right="57"/>
       </w:pPr>
       <w:r>
         <w:rPr>
@@ -2942,8 +2942,6 @@
     </w:p>
     <w:p>
       <w:pPr>
-        <w:spacing w:after="30"/>
-        <w:ind w:left="57" w:right="57"/>
         <w:pBdr>
           <w:top w:val="single" w:sz="4" w:space="3" w:color="8DA2C4"/>
           <w:left w:val="single" w:sz="4" w:space="3" w:color="8DA2C4"/>
@@ -2951,6 +2949,8 @@
           <w:right w:val="single" w:sz="4" w:space="3" w:color="8DA2C4"/>
         </w:pBdr>
         <w:shd w:val="clear" w:color="auto" w:fill="F7F9FC"/>
+        <w:spacing w:after="30"/>
+        <w:ind w:left="57" w:right="57"/>
       </w:pPr>
       <w:r>
         <w:rPr>
@@ -3036,8 +3036,6 @@
     </w:p>
     <w:p>
       <w:pPr>
-        <w:spacing w:after="30"/>
-        <w:ind w:left="57" w:right="57"/>
         <w:pBdr>
           <w:top w:val="single" w:sz="4" w:space="3" w:color="8DA2C4"/>
           <w:left w:val="single" w:sz="4" w:space="3" w:color="8DA2C4"/>
@@ -3045,6 +3043,8 @@
           <w:right w:val="single" w:sz="4" w:space="3" w:color="8DA2C4"/>
         </w:pBdr>
         <w:shd w:val="clear" w:color="auto" w:fill="F7F9FC"/>
+        <w:spacing w:after="30"/>
+        <w:ind w:left="57" w:right="57"/>
       </w:pPr>
       <w:r>
         <w:rPr>
@@ -3101,8 +3101,8 @@
           <w:type w:val="continuous"/>
           <w:pgSz w:w="11906" w:h="16838"/>
           <w:pgMar w:top="680" w:right="794" w:bottom="624" w:left="794" w:header="720" w:footer="720" w:gutter="0"/>
+          <w:cols w:num="2" w:space="396" w:sep="1"/>
           <w:docGrid w:linePitch="360"/>
-          <w:cols w:num="2" w:space="396" w:sep="1"/>
         </w:sectPr>
       </w:pPr>
     </w:p>
@@ -3699,8 +3699,8 @@
     <w:sectPr>
       <w:pgSz w:w="11906" w:h="16838"/>
       <w:pgMar w:top="680" w:right="794" w:bottom="624" w:left="794" w:header="720" w:footer="720" w:gutter="0"/>
+      <w:cols w:num="1" w:space="396"/>
       <w:docGrid w:linePitch="360"/>
-      <w:cols w:num="1" w:space="396"/>
     </w:sectPr>
   </w:body>
 </w:document>

--- a/mokdong2/2fin/word/md2s2_grammar_test_exam.docx
+++ b/mokdong2/2fin/word/md2s2_grammar_test_exam.docx
@@ -19,10 +19,10 @@
     </w:p>
     <w:p>
       <w:pPr>
+        <w:spacing w:after="80"/>
         <w:pBdr>
           <w:bottom w:val="single" w:sz="8" w:space="2" w:color="1F3864"/>
         </w:pBdr>
-        <w:spacing w:after="80"/>
       </w:pPr>
       <w:r>
         <w:rPr>
@@ -151,7 +151,7 @@
           <w:sz w:val="20"/>
           <w:u w:val="none"/>
         </w:rPr>
-        <w:t>② The cookies ______ my sister baked are delicious.</w:t>
+        <w:t>② I really like the T-shirt ______ you're wearing.</w:t>
       </w:r>
     </w:p>
     <w:p>
@@ -486,6 +486,8 @@
     </w:p>
     <w:p>
       <w:pPr>
+        <w:spacing w:after="30"/>
+        <w:ind w:left="57" w:right="57"/>
         <w:pBdr>
           <w:top w:val="single" w:sz="4" w:space="3" w:color="8DA2C4"/>
           <w:left w:val="single" w:sz="4" w:space="3" w:color="8DA2C4"/>
@@ -493,8 +495,6 @@
           <w:right w:val="single" w:sz="4" w:space="3" w:color="8DA2C4"/>
         </w:pBdr>
         <w:shd w:val="clear" w:color="auto" w:fill="F7F9FC"/>
-        <w:spacing w:after="30"/>
-        <w:ind w:left="57" w:right="57"/>
       </w:pPr>
       <w:r>
         <w:rPr>
@@ -634,6 +634,8 @@
     </w:p>
     <w:p>
       <w:pPr>
+        <w:spacing w:after="30"/>
+        <w:ind w:left="57" w:right="57"/>
         <w:pBdr>
           <w:top w:val="single" w:sz="4" w:space="3" w:color="8DA2C4"/>
           <w:left w:val="single" w:sz="4" w:space="3" w:color="8DA2C4"/>
@@ -641,8 +643,6 @@
           <w:right w:val="single" w:sz="4" w:space="3" w:color="8DA2C4"/>
         </w:pBdr>
         <w:shd w:val="clear" w:color="auto" w:fill="F7F9FC"/>
-        <w:spacing w:after="30"/>
-        <w:ind w:left="57" w:right="57"/>
       </w:pPr>
       <w:r>
         <w:rPr>
@@ -762,7 +762,7 @@
           <w:sz w:val="20"/>
           <w:u w:val="none"/>
         </w:rPr>
-        <w:t xml:space="preserve">빈칸에 </w:t>
+        <w:t xml:space="preserve">빈칸에 that을 쓸 수 </w:t>
       </w:r>
       <w:r>
         <w:rPr>
@@ -771,7 +771,7 @@
           <w:sz w:val="20"/>
           <w:u w:val="none"/>
         </w:rPr>
-        <w:t>that만</w:t>
+        <w:t>없는</w:t>
       </w:r>
       <w:r>
         <w:rPr>
@@ -780,7 +780,25 @@
           <w:sz w:val="20"/>
           <w:u w:val="none"/>
         </w:rPr>
-        <w:t xml:space="preserve"> 쓸 수 있는 것은? </w:t>
+        <w:t xml:space="preserve"> 것을 </w:t>
+      </w:r>
+      <w:r>
+        <w:rPr>
+          <w:b/>
+          <w:i w:val="0"/>
+          <w:sz w:val="20"/>
+          <w:u w:val="none"/>
+        </w:rPr>
+        <w:t>모두</w:t>
+      </w:r>
+      <w:r>
+        <w:rPr>
+          <w:b w:val="0"/>
+          <w:i w:val="0"/>
+          <w:sz w:val="20"/>
+          <w:u w:val="none"/>
+        </w:rPr>
+        <w:t xml:space="preserve"> 고르면? </w:t>
       </w:r>
       <w:r>
         <w:rPr>
@@ -804,7 +822,7 @@
           <w:sz w:val="20"/>
           <w:u w:val="none"/>
         </w:rPr>
-        <w:t>① I saw a girl and her cat ______ were sitting on the bench.</w:t>
+        <w:t>① This is the book ______ I was looking for.</w:t>
       </w:r>
     </w:p>
     <w:p>
@@ -834,7 +852,7 @@
           <w:sz w:val="20"/>
           <w:u w:val="none"/>
         </w:rPr>
-        <w:t>③ The cookies ______ my sister baked are delicious.</w:t>
+        <w:t>③ I couldn't trust some people ______ I worked with.</w:t>
       </w:r>
     </w:p>
     <w:p>
@@ -920,6 +938,8 @@
     </w:p>
     <w:p>
       <w:pPr>
+        <w:spacing w:after="30"/>
+        <w:ind w:left="57" w:right="57"/>
         <w:pBdr>
           <w:top w:val="single" w:sz="4" w:space="3" w:color="8DA2C4"/>
           <w:left w:val="single" w:sz="4" w:space="3" w:color="8DA2C4"/>
@@ -927,8 +947,6 @@
           <w:right w:val="single" w:sz="4" w:space="3" w:color="8DA2C4"/>
         </w:pBdr>
         <w:shd w:val="clear" w:color="auto" w:fill="F7F9FC"/>
-        <w:spacing w:after="30"/>
-        <w:ind w:left="57" w:right="57"/>
       </w:pPr>
       <w:r>
         <w:rPr>
@@ -1275,6 +1293,8 @@
     </w:p>
     <w:p>
       <w:pPr>
+        <w:spacing w:after="30"/>
+        <w:ind w:left="57" w:right="57"/>
         <w:pBdr>
           <w:top w:val="single" w:sz="4" w:space="3" w:color="8DA2C4"/>
           <w:left w:val="single" w:sz="4" w:space="3" w:color="8DA2C4"/>
@@ -1282,8 +1302,6 @@
           <w:right w:val="single" w:sz="4" w:space="3" w:color="8DA2C4"/>
         </w:pBdr>
         <w:shd w:val="clear" w:color="auto" w:fill="F7F9FC"/>
-        <w:spacing w:after="30"/>
-        <w:ind w:left="57" w:right="57"/>
       </w:pPr>
       <w:r>
         <w:rPr>
@@ -1570,6 +1588,8 @@
     </w:p>
     <w:p>
       <w:pPr>
+        <w:spacing w:after="30"/>
+        <w:ind w:left="57" w:right="57"/>
         <w:pBdr>
           <w:top w:val="single" w:sz="4" w:space="3" w:color="8DA2C4"/>
           <w:left w:val="single" w:sz="4" w:space="3" w:color="8DA2C4"/>
@@ -1577,8 +1597,6 @@
           <w:right w:val="single" w:sz="4" w:space="3" w:color="8DA2C4"/>
         </w:pBdr>
         <w:shd w:val="clear" w:color="auto" w:fill="F7F9FC"/>
-        <w:spacing w:after="30"/>
-        <w:ind w:left="57" w:right="57"/>
       </w:pPr>
       <w:r>
         <w:rPr>
@@ -1868,6 +1886,8 @@
     </w:p>
     <w:p>
       <w:pPr>
+        <w:spacing w:after="30"/>
+        <w:ind w:left="57" w:right="57"/>
         <w:pBdr>
           <w:top w:val="single" w:sz="4" w:space="3" w:color="8DA2C4"/>
           <w:left w:val="single" w:sz="4" w:space="3" w:color="8DA2C4"/>
@@ -1875,8 +1895,6 @@
           <w:right w:val="single" w:sz="4" w:space="3" w:color="8DA2C4"/>
         </w:pBdr>
         <w:shd w:val="clear" w:color="auto" w:fill="F7F9FC"/>
-        <w:spacing w:after="30"/>
-        <w:ind w:left="57" w:right="57"/>
       </w:pPr>
       <w:r>
         <w:rPr>
@@ -2046,6 +2064,8 @@
     </w:p>
     <w:p>
       <w:pPr>
+        <w:spacing w:after="30"/>
+        <w:ind w:left="57" w:right="57"/>
         <w:pBdr>
           <w:top w:val="single" w:sz="4" w:space="3" w:color="8DA2C4"/>
           <w:left w:val="single" w:sz="4" w:space="3" w:color="8DA2C4"/>
@@ -2053,8 +2073,6 @@
           <w:right w:val="single" w:sz="4" w:space="3" w:color="8DA2C4"/>
         </w:pBdr>
         <w:shd w:val="clear" w:color="auto" w:fill="F7F9FC"/>
-        <w:spacing w:after="30"/>
-        <w:ind w:left="57" w:right="57"/>
       </w:pPr>
       <w:r>
         <w:rPr>
@@ -2836,6 +2854,8 @@
     </w:p>
     <w:p>
       <w:pPr>
+        <w:spacing w:after="30"/>
+        <w:ind w:left="57" w:right="57"/>
         <w:pBdr>
           <w:top w:val="single" w:sz="4" w:space="3" w:color="8DA2C4"/>
           <w:left w:val="single" w:sz="4" w:space="3" w:color="8DA2C4"/>
@@ -2843,8 +2863,6 @@
           <w:right w:val="single" w:sz="4" w:space="3" w:color="8DA2C4"/>
         </w:pBdr>
         <w:shd w:val="clear" w:color="auto" w:fill="F7F9FC"/>
-        <w:spacing w:after="30"/>
-        <w:ind w:left="57" w:right="57"/>
       </w:pPr>
       <w:r>
         <w:rPr>
@@ -2942,6 +2960,8 @@
     </w:p>
     <w:p>
       <w:pPr>
+        <w:spacing w:after="30"/>
+        <w:ind w:left="57" w:right="57"/>
         <w:pBdr>
           <w:top w:val="single" w:sz="4" w:space="3" w:color="8DA2C4"/>
           <w:left w:val="single" w:sz="4" w:space="3" w:color="8DA2C4"/>
@@ -2949,8 +2969,6 @@
           <w:right w:val="single" w:sz="4" w:space="3" w:color="8DA2C4"/>
         </w:pBdr>
         <w:shd w:val="clear" w:color="auto" w:fill="F7F9FC"/>
-        <w:spacing w:after="30"/>
-        <w:ind w:left="57" w:right="57"/>
       </w:pPr>
       <w:r>
         <w:rPr>
@@ -3036,6 +3054,8 @@
     </w:p>
     <w:p>
       <w:pPr>
+        <w:spacing w:after="30"/>
+        <w:ind w:left="57" w:right="57"/>
         <w:pBdr>
           <w:top w:val="single" w:sz="4" w:space="3" w:color="8DA2C4"/>
           <w:left w:val="single" w:sz="4" w:space="3" w:color="8DA2C4"/>
@@ -3043,8 +3063,6 @@
           <w:right w:val="single" w:sz="4" w:space="3" w:color="8DA2C4"/>
         </w:pBdr>
         <w:shd w:val="clear" w:color="auto" w:fill="F7F9FC"/>
-        <w:spacing w:after="30"/>
-        <w:ind w:left="57" w:right="57"/>
       </w:pPr>
       <w:r>
         <w:rPr>
@@ -3101,8 +3119,8 @@
           <w:type w:val="continuous"/>
           <w:pgSz w:w="11906" w:h="16838"/>
           <w:pgMar w:top="680" w:right="794" w:bottom="624" w:left="794" w:header="720" w:footer="720" w:gutter="0"/>
+          <w:docGrid w:linePitch="360"/>
           <w:cols w:num="2" w:space="396" w:sep="1"/>
-          <w:docGrid w:linePitch="360"/>
         </w:sectPr>
       </w:pPr>
     </w:p>
@@ -3258,7 +3276,7 @@
           <w:sz w:val="18"/>
           <w:u w:val="none"/>
         </w:rPr>
-        <w:t xml:space="preserve"> ①</w:t>
+        <w:t xml:space="preserve"> ④, ⑤</w:t>
       </w:r>
       <w:r>
         <w:rPr>
@@ -3699,8 +3717,8 @@
     <w:sectPr>
       <w:pgSz w:w="11906" w:h="16838"/>
       <w:pgMar w:top="680" w:right="794" w:bottom="624" w:left="794" w:header="720" w:footer="720" w:gutter="0"/>
+      <w:docGrid w:linePitch="360"/>
       <w:cols w:num="1" w:space="396"/>
-      <w:docGrid w:linePitch="360"/>
     </w:sectPr>
   </w:body>
 </w:document>
